--- a/labs/3.2.6.docx
+++ b/labs/3.2.6.docx
@@ -1,6 +1,6 @@
 
 <file path=word/document.xml><?xml version="1.0" encoding="utf-8"?>
-<w:document xmlns:wpc="http://schemas.microsoft.com/office/word/2010/wordprocessingCanvas" xmlns:cx="http://schemas.microsoft.com/office/drawing/2014/chartex" xmlns:cx1="http://schemas.microsoft.com/office/drawing/2015/9/8/chartex" xmlns:cx2="http://schemas.microsoft.com/office/drawing/2015/10/21/chartex" xmlns:cx3="http://schemas.microsoft.com/office/drawing/2016/5/9/chartex" xmlns:cx4="http://schemas.microsoft.com/office/drawing/2016/5/10/chartex" xmlns:cx5="http://schemas.microsoft.com/office/drawing/2016/5/11/chartex" xmlns:cx6="http://schemas.microsoft.com/office/drawing/2016/5/12/chartex" xmlns:cx7="http://schemas.microsoft.com/office/drawing/2016/5/13/chartex" xmlns:cx8="http://schemas.microsoft.com/office/drawing/2016/5/14/chartex" xmlns:mc="http://schemas.openxmlformats.org/markup-compatibility/2006" xmlns:aink="http://schemas.microsoft.com/office/drawing/2016/ink" xmlns:am3d="http://schemas.microsoft.com/office/drawing/2017/model3d" xmlns:o="urn:schemas-microsoft-com:office:office" xmlns:r="http://schemas.openxmlformats.org/officeDocument/2006/relationships" xmlns:m="http://schemas.openxmlformats.org/officeDocument/2006/math" xmlns:v="urn:schemas-microsoft-com:vml" xmlns:wp14="http://schemas.microsoft.com/office/word/2010/wordprocessingDrawing" xmlns:wp="http://schemas.openxmlformats.org/drawingml/2006/wordprocessingDrawing" xmlns:w10="urn:schemas-microsoft-com:office:word" xmlns:w="http://schemas.openxmlformats.org/wordprocessingml/2006/main" xmlns:w14="http://schemas.microsoft.com/office/word/2010/wordml" xmlns:w15="http://schemas.microsoft.com/office/word/2012/wordml" xmlns:w16cex="http://schemas.microsoft.com/office/word/2018/wordml/cex" xmlns:w16cid="http://schemas.microsoft.com/office/word/2016/wordml/cid" xmlns:w16="http://schemas.microsoft.com/office/word/2018/wordml" xmlns:w16sdtdh="http://schemas.microsoft.com/office/word/2020/wordml/sdtdatahash" xmlns:w16se="http://schemas.microsoft.com/office/word/2015/wordml/symex" xmlns:wpg="http://schemas.microsoft.com/office/word/2010/wordprocessingGroup" xmlns:wpi="http://schemas.microsoft.com/office/word/2010/wordprocessingInk" xmlns:wne="http://schemas.microsoft.com/office/word/2006/wordml" xmlns:wps="http://schemas.microsoft.com/office/word/2010/wordprocessingShape" mc:Ignorable="w14 w15 w16se w16cid w16 w16cex w16sdtdh wp14">
+<w:document xmlns:wpc="http://schemas.microsoft.com/office/word/2010/wordprocessingCanvas" xmlns:cx="http://schemas.microsoft.com/office/drawing/2014/chartex" xmlns:cx1="http://schemas.microsoft.com/office/drawing/2015/9/8/chartex" xmlns:cx2="http://schemas.microsoft.com/office/drawing/2015/10/21/chartex" xmlns:cx3="http://schemas.microsoft.com/office/drawing/2016/5/9/chartex" xmlns:cx4="http://schemas.microsoft.com/office/drawing/2016/5/10/chartex" xmlns:cx5="http://schemas.microsoft.com/office/drawing/2016/5/11/chartex" xmlns:cx6="http://schemas.microsoft.com/office/drawing/2016/5/12/chartex" xmlns:cx7="http://schemas.microsoft.com/office/drawing/2016/5/13/chartex" xmlns:cx8="http://schemas.microsoft.com/office/drawing/2016/5/14/chartex" xmlns:mc="http://schemas.openxmlformats.org/markup-compatibility/2006" xmlns:aink="http://schemas.microsoft.com/office/drawing/2016/ink" xmlns:am3d="http://schemas.microsoft.com/office/drawing/2017/model3d" xmlns:o="urn:schemas-microsoft-com:office:office" xmlns:oel="http://schemas.microsoft.com/office/2019/extlst" xmlns:r="http://schemas.openxmlformats.org/officeDocument/2006/relationships" xmlns:m="http://schemas.openxmlformats.org/officeDocument/2006/math" xmlns:v="urn:schemas-microsoft-com:vml" xmlns:wp14="http://schemas.microsoft.com/office/word/2010/wordprocessingDrawing" xmlns:wp="http://schemas.openxmlformats.org/drawingml/2006/wordprocessingDrawing" xmlns:w10="urn:schemas-microsoft-com:office:word" xmlns:w="http://schemas.openxmlformats.org/wordprocessingml/2006/main" xmlns:w14="http://schemas.microsoft.com/office/word/2010/wordml" xmlns:w15="http://schemas.microsoft.com/office/word/2012/wordml" xmlns:w16cex="http://schemas.microsoft.com/office/word/2018/wordml/cex" xmlns:w16cid="http://schemas.microsoft.com/office/word/2016/wordml/cid" xmlns:w16="http://schemas.microsoft.com/office/word/2018/wordml" xmlns:w16sdtdh="http://schemas.microsoft.com/office/word/2020/wordml/sdtdatahash" xmlns:w16se="http://schemas.microsoft.com/office/word/2015/wordml/symex" xmlns:wpg="http://schemas.microsoft.com/office/word/2010/wordprocessingGroup" xmlns:wpi="http://schemas.microsoft.com/office/word/2010/wordprocessingInk" xmlns:wne="http://schemas.microsoft.com/office/word/2006/wordml" xmlns:wps="http://schemas.microsoft.com/office/word/2010/wordprocessingShape" mc:Ignorable="w14 w15 w16se w16cid w16 w16cex w16sdtdh wp14">
   <w:body>
     <w:p>
       <w:pPr>
@@ -94,13 +94,7 @@
         <w:rPr>
           <w:lang w:val="ru-RU"/>
         </w:rPr>
-        <w:t xml:space="preserve">изучение работы высокочувствительного зеркального гальванометра магнитоэлектрической системы в режимах измерения постоянного тока и </w:t>
-      </w:r>
-      <w:r>
-        <w:rPr>
-          <w:lang w:val="ru-RU"/>
-        </w:rPr>
-        <w:t>электрического заряда.</w:t>
+        <w:t>изучение работы высокочувствительного зеркального гальванометра магнитоэлектрической системы в режимах измерения постоянного тока и электрического заряда.</w:t>
       </w:r>
     </w:p>
     <w:p>
@@ -146,15 +140,7 @@
           <w:sz w:val="30"/>
           <w:lang w:val="ru-RU"/>
         </w:rPr>
-        <w:t>Теоретические сведе</w:t>
-      </w:r>
-      <w:r>
-        <w:rPr>
-          <w:b/>
-          <w:sz w:val="30"/>
-          <w:lang w:val="ru-RU"/>
-        </w:rPr>
-        <w:t>ния</w:t>
+        <w:t>Теоретические сведения</w:t>
       </w:r>
     </w:p>
     <w:p>
@@ -193,19 +179,7 @@
         <w:rPr>
           <w:lang w:val="ru-RU"/>
         </w:rPr>
-        <w:t xml:space="preserve"> витков, подвешенная на упругой нити в поле постоянного магнита. Вырез в полюсах и ферромагнитный цилиндр на оси делают поле в зазоре радиальным, так что вращающий момент не зависит от угла по</w:t>
-      </w:r>
-      <w:r>
-        <w:rPr>
-          <w:lang w:val="ru-RU"/>
-        </w:rPr>
-        <w:t>ворота. Угол поворота рамки измеряется по положению «зайчика» — светового пятна, отброшенного закреплённым на рамке зеркальцем на шкалу. К рамке прикреплён полый цилиндр: он сильно увеличивает момент инерции, почти не утяжеляя систему, и потому период коле</w:t>
-      </w:r>
-      <w:r>
-        <w:rPr>
-          <w:lang w:val="ru-RU"/>
-        </w:rPr>
-        <w:t>баний составляет 5–15 с — экспериментатор успевает заметить максимальный отброс.</w:t>
+        <w:t xml:space="preserve"> витков, подвешенная на упругой нити в поле постоянного магнита. Вырез в полюсах и ферромагнитный цилиндр на оси делают поле в зазоре радиальным, так что вращающий момент не зависит от угла поворота. Угол поворота рамки измеряется по положению «зайчика» — светового пятна, отброшенного закреплённым на рамке зеркальцем на шкалу. К рамке прикреплён полый цилиндр: он сильно увеличивает момент инерции, почти не утяжеляя систему, и потому период колебаний составляет 5–15 с — экспериментатор успевает заметить максимальный отброс.</w:t>
       </w:r>
     </w:p>
     <w:p>
@@ -236,13 +210,7 @@
         <w:rPr>
           <w:lang w:val="ru-RU"/>
         </w:rPr>
-        <w:t>На рамку действуют три момента: упругих сил закрученной нити, пропорциональный углу поворота; сил вязкого трения, пропорциональный угловой скорости; и</w:t>
-      </w:r>
-      <w:r>
-        <w:rPr>
-          <w:lang w:val="ru-RU"/>
-        </w:rPr>
-        <w:t xml:space="preserve"> вращающий момент сил Ампера:</w:t>
+        <w:t>На рамку действуют три момента: упругих сил закрученной нити, пропорциональный углу поворота; сил вязкого трения, пропорциональный угловой скорости; и вращающий момент сил Ампера:</w:t>
       </w:r>
     </w:p>
     <w:p>
@@ -369,13 +337,7 @@
         <w:rPr>
           <w:lang w:val="ru-RU"/>
         </w:rPr>
-        <w:t>Поворачиваясь, рамка изменяет пронизывающий её магнитный поток, и в ней наводится ЭДС индукции. Эта ЭДС создаёт в замкнутой цепи индукц</w:t>
-      </w:r>
-      <w:r>
-        <w:rPr>
-          <w:lang w:val="ru-RU"/>
-        </w:rPr>
-        <w:t>ионный ток, а с ним и дополнительный момент:</w:t>
+        <w:t>Поворачиваясь, рамка изменяет пронизывающий её магнитный поток, и в ней наводится ЭДС индукции. Эта ЭДС создаёт в замкнутой цепи индукционный ток, а с ним и дополнительный момент:</w:t>
       </w:r>
     </w:p>
     <w:p>
@@ -517,13 +479,7 @@
         <w:rPr>
           <w:lang w:val="ru-RU"/>
         </w:rPr>
-        <w:t xml:space="preserve"> по структуре совпадает с моментом трения и всегда тормозит рамку — это электромагнитное торможение</w:t>
-      </w:r>
-      <w:r>
-        <w:rPr>
-          <w:lang w:val="ru-RU"/>
-        </w:rPr>
-        <w:t xml:space="preserve">. Обычно оно много сильнее вязкого трения, поэтому </w:t>
+        <w:t xml:space="preserve"> по структуре совпадает с моментом трения и всегда тормозит рамку — это электромагнитное торможение. Обычно оно много сильнее вязкого трения, поэтому </w:t>
       </w:r>
       <w:r>
         <w:t>M</w:t>
@@ -780,13 +736,7 @@
         <w:rPr>
           <w:lang w:val="ru-RU"/>
         </w:rPr>
-        <w:t>Если через рамку пропускать постоянный ток и д</w:t>
-      </w:r>
-      <w:r>
-        <w:rPr>
-          <w:lang w:val="ru-RU"/>
-        </w:rPr>
-        <w:t>ождаться, пока собственные колебания затухнут, то в уравнении (9) производные обращаются в ноль:</w:t>
+        <w:t>Если через рамку пропускать постоянный ток и дождаться, пока собственные колебания затухнут, то в уравнении (9) производные обращаются в ноль:</w:t>
       </w:r>
     </w:p>
     <w:p>
@@ -895,13 +845,7 @@
         <w:rPr>
           <w:lang w:val="ru-RU"/>
         </w:rPr>
-        <w:t xml:space="preserve"> — динамической постоянной. Обе определяются только устройством прибора и от</w:t>
-      </w:r>
-      <w:r>
-        <w:rPr>
-          <w:lang w:val="ru-RU"/>
-        </w:rPr>
-        <w:t xml:space="preserve"> сопротивления цепи не зависят.</w:t>
+        <w:t xml:space="preserve"> — динамической постоянной. Обе определяются только устройством прибора и от сопротивления цепи не зависят.</w:t>
       </w:r>
     </w:p>
     <w:p>
@@ -1125,13 +1069,7 @@
         <w:rPr>
           <w:lang w:val="ru-RU"/>
         </w:rPr>
-        <w:t xml:space="preserve"> — положение делителя. Пер</w:t>
-      </w:r>
-      <w:r>
-        <w:rPr>
-          <w:lang w:val="ru-RU"/>
-        </w:rPr>
-        <w:t xml:space="preserve">вая формула справедлива, когда </w:t>
+        <w:t xml:space="preserve"> — положение делителя. Первая формула справедлива, когда </w:t>
       </w:r>
       <w:r>
         <w:t>R</w:t>
@@ -1246,13 +1184,7 @@
         <w:rPr>
           <w:lang w:val="ru-RU"/>
         </w:rPr>
-        <w:t xml:space="preserve"> = 0 уравнение (9) становится однородным. Начальны</w:t>
-      </w:r>
-      <w:r>
-        <w:rPr>
-          <w:lang w:val="ru-RU"/>
-        </w:rPr>
-        <w:t>е условия во всех опытах этой работы одинаковы: рамке сообщают угловую скорость, практически не смещая её. Возможны три случая.</w:t>
+        <w:t xml:space="preserve"> = 0 уравнение (9) становится однородным. Начальные условия во всех опытах этой работы одинаковы: рамке сообщают угловую скорость, практически не смещая её. Возможны три случая.</w:t>
       </w:r>
     </w:p>
     <w:p>
@@ -1505,13 +1437,7 @@
         <w:rPr>
           <w:lang w:val="ru-RU"/>
         </w:rPr>
-        <w:t xml:space="preserve"> — крити</w:t>
-      </w:r>
-      <w:r>
-        <w:rPr>
-          <w:lang w:val="ru-RU"/>
-        </w:rPr>
-        <w:t>ческий режим. Колебаний нет, рамка возвращается к нулю, не переходя через него, и делает это быстрее всего:</w:t>
+        <w:t xml:space="preserve"> — критический режим. Колебаний нет, рамка возвращается к нулю, не переходя через него, и делает это быстрее всего:</w:t>
       </w:r>
     </w:p>
     <w:p>
@@ -1618,21 +1544,7 @@
         <w:rPr>
           <w:lang w:val="ru-RU"/>
         </w:rPr>
-        <w:t xml:space="preserve"> — апериодический режим (</w:t>
-      </w:r>
-      <w:proofErr w:type="spellStart"/>
-      <w:r>
-        <w:rPr>
-          <w:lang w:val="ru-RU"/>
-        </w:rPr>
-        <w:t>переуспокоенный</w:t>
-      </w:r>
-      <w:proofErr w:type="spellEnd"/>
-      <w:r>
-        <w:rPr>
-          <w:lang w:val="ru-RU"/>
-        </w:rPr>
-        <w:t xml:space="preserve"> гальванометр). Возврат к равновесию тоже без колебаний, но медленнее, чем в критическом:</w:t>
+        <w:t xml:space="preserve"> — апериодический режим (переуспокоенный гальванометр). Возврат к равновесию тоже без колебаний, но медленнее, чем в критическом:</w:t>
       </w:r>
     </w:p>
     <w:p>
@@ -1741,7 +1653,6 @@
       <w:r>
         <w:t>R</w:t>
       </w:r>
-      <w:proofErr w:type="spellStart"/>
       <w:r>
         <w:rPr>
           <w:vertAlign w:val="subscript"/>
@@ -1749,7 +1660,6 @@
         </w:rPr>
         <w:t>кр</w:t>
       </w:r>
-      <w:proofErr w:type="spellEnd"/>
       <w:r>
         <w:rPr>
           <w:lang w:val="ru-RU"/>
@@ -1769,13 +1679,7 @@
         <w:rPr>
           <w:lang w:val="ru-RU"/>
         </w:rPr>
-        <w:t xml:space="preserve">Мерой затухания служит </w:t>
-      </w:r>
-      <w:r>
-        <w:rPr>
-          <w:lang w:val="ru-RU"/>
-        </w:rPr>
-        <w:t>логарифмический декремент — логарифм отношения двух последовательных отклонений в одну сторону, разделённых полным периодом:</w:t>
+        <w:t>Мерой затухания служит логарифмический декремент — логарифм отношения двух последовательных отклонений в одну сторону, разделённых полным периодом:</w:t>
       </w:r>
     </w:p>
     <w:p>
@@ -1997,7 +1901,6 @@
       <w:r>
         <w:t>R</w:t>
       </w:r>
-      <w:proofErr w:type="spellStart"/>
       <w:r>
         <w:rPr>
           <w:vertAlign w:val="subscript"/>
@@ -2005,7 +1908,6 @@
         </w:rPr>
         <w:t>кр</w:t>
       </w:r>
-      <w:proofErr w:type="spellEnd"/>
       <w:r>
         <w:rPr>
           <w:lang w:val="ru-RU"/>
@@ -2041,13 +1943,7 @@
         <w:rPr>
           <w:lang w:val="ru-RU"/>
         </w:rPr>
-        <w:t>Пусть через рамку пропущ</w:t>
-      </w:r>
-      <w:r>
-        <w:rPr>
-          <w:lang w:val="ru-RU"/>
-        </w:rPr>
-        <w:t xml:space="preserve">ен короткий импульс тока длительностью </w:t>
+        <w:t xml:space="preserve">Пусть через рамку пропущен короткий импульс тока длительностью </w:t>
       </w:r>
       <w:r>
         <w:t>τ</w:t>
@@ -2056,13 +1952,7 @@
         <w:rPr>
           <w:lang w:val="ru-RU"/>
         </w:rPr>
-        <w:t>, много меньшей периода колебаний. За это время рамка не успевает заметно повернуться, но получает толчок. Интегрируя (9) по времени импульса и пренебрегая вкладами упругости нити и индукционного тока (они малы из-за</w:t>
-      </w:r>
-      <w:r>
-        <w:rPr>
-          <w:lang w:val="ru-RU"/>
-        </w:rPr>
-        <w:t xml:space="preserve"> малости </w:t>
+        <w:t xml:space="preserve">, много меньшей периода колебаний. За это время рамка не успевает заметно повернуться, но получает толчок. Интегрируя (9) по времени импульса и пренебрегая вкладами упругости нити и индукционного тока (они малы из-за малости </w:t>
       </w:r>
       <w:r>
         <w:t>τ</w:t>
@@ -2152,7 +2042,6 @@
         </w:rPr>
         <w:t xml:space="preserve">Начальная угловая скорость пропорциональна прошедшему заряду, а значит и первый отброс </w:t>
       </w:r>
-      <w:proofErr w:type="spellStart"/>
       <w:r>
         <w:t>φ</w:t>
       </w:r>
@@ -2162,7 +2051,6 @@
         </w:rPr>
         <w:t>max</w:t>
       </w:r>
-      <w:proofErr w:type="spellEnd"/>
       <w:r>
         <w:rPr>
           <w:lang w:val="ru-RU"/>
@@ -2178,7 +2066,6 @@
         </w:rPr>
         <w:t xml:space="preserve">. Величину </w:t>
       </w:r>
-      <w:proofErr w:type="spellStart"/>
       <w:r>
         <w:t>C</w:t>
       </w:r>
@@ -2188,7 +2075,6 @@
         </w:rPr>
         <w:t>q</w:t>
       </w:r>
-      <w:proofErr w:type="spellEnd"/>
       <w:r>
         <w:rPr>
           <w:lang w:val="ru-RU"/>
@@ -2204,7 +2090,6 @@
         </w:rPr>
         <w:t>/</w:t>
       </w:r>
-      <w:proofErr w:type="spellStart"/>
       <w:r>
         <w:t>φ</w:t>
       </w:r>
@@ -2214,7 +2099,6 @@
         </w:rPr>
         <w:t>max</w:t>
       </w:r>
-      <w:proofErr w:type="spellEnd"/>
       <w:r>
         <w:rPr>
           <w:lang w:val="ru-RU"/>
@@ -2236,7 +2120,6 @@
         </w:rPr>
         <w:t xml:space="preserve"> = 1/</w:t>
       </w:r>
-      <w:proofErr w:type="spellStart"/>
       <w:r>
         <w:t>C</w:t>
       </w:r>
@@ -2246,18 +2129,11 @@
         </w:rPr>
         <w:t>q</w:t>
       </w:r>
-      <w:proofErr w:type="spellEnd"/>
-      <w:r>
-        <w:rPr>
-          <w:lang w:val="ru-RU"/>
-        </w:rPr>
-        <w:t xml:space="preserve"> — чувствительно</w:t>
-      </w:r>
-      <w:r>
-        <w:rPr>
-          <w:lang w:val="ru-RU"/>
-        </w:rPr>
-        <w:t xml:space="preserve">стью к заряду. В отличие от </w:t>
+      <w:r>
+        <w:rPr>
+          <w:lang w:val="ru-RU"/>
+        </w:rPr>
+        <w:t xml:space="preserve"> — чувствительностью к заряду. В отличие от </w:t>
       </w:r>
       <w:r>
         <w:t>C</w:t>
@@ -2366,18 +2242,11 @@
         <w:rPr>
           <w:lang w:val="ru-RU"/>
         </w:rPr>
-        <w:t>Отсюда следует признак критическ</w:t>
-      </w:r>
-      <w:r>
-        <w:rPr>
-          <w:lang w:val="ru-RU"/>
-        </w:rPr>
-        <w:t xml:space="preserve">ого режима, на котором построен второй способ определения </w:t>
+        <w:t xml:space="preserve">Отсюда следует признак критического режима, на котором построен второй способ определения </w:t>
       </w:r>
       <w:r>
         <w:t>R</w:t>
       </w:r>
-      <w:proofErr w:type="spellStart"/>
       <w:r>
         <w:rPr>
           <w:vertAlign w:val="subscript"/>
@@ -2385,7 +2254,6 @@
         </w:rPr>
         <w:t>кр</w:t>
       </w:r>
-      <w:proofErr w:type="spellEnd"/>
       <w:r>
         <w:rPr>
           <w:lang w:val="ru-RU"/>
@@ -2414,13 +2282,7 @@
         <w:rPr>
           <w:lang w:val="ru-RU"/>
         </w:rPr>
-        <w:t>Полностью убрать затухание невозможно: даже при разомкнутой внешней цепи остаётся трение в подвесе.</w:t>
-      </w:r>
-      <w:r>
-        <w:rPr>
-          <w:lang w:val="ru-RU"/>
-        </w:rPr>
-        <w:t xml:space="preserve"> Первый максимум наступает через четверть периода после толчка, и за это </w:t>
+        <w:t xml:space="preserve">Полностью убрать затухание невозможно: даже при разомкнутой внешней цепи остаётся трение в подвесе. Первый максимум наступает через четверть периода после толчка, и за это </w:t>
       </w:r>
       <w:r>
         <w:rPr>
@@ -2539,13 +2401,7 @@
         <w:rPr>
           <w:lang w:val="ru-RU"/>
         </w:rPr>
-        <w:t xml:space="preserve"> — декремент затухания разомкнутого гальванометра. Р</w:t>
-      </w:r>
-      <w:r>
-        <w:rPr>
-          <w:lang w:val="ru-RU"/>
-        </w:rPr>
-        <w:t>абочая формула для баллистической постоянной в критическом режиме:</w:t>
+        <w:t xml:space="preserve"> — декремент затухания разомкнутого гальванометра. Рабочая формула для баллистической постоянной в критическом режиме:</w:t>
       </w:r>
     </w:p>
     <w:p>
@@ -2631,118 +2487,180 @@
     </w:p>
     <w:p>
       <w:pPr>
-        <w:jc w:val="both"/>
-        <w:rPr>
-          <w:lang w:val="ru-RU"/>
-        </w:rPr>
-      </w:pPr>
-      <w:r>
-        <w:rPr>
-          <w:lang w:val="ru-RU"/>
-        </w:rPr>
-        <w:t xml:space="preserve">Для работы в стационарном режиме используется схема на рис. 1. Постоянное напряжение снимается с блока питания и измеряется вольтметром </w:t>
-      </w:r>
-      <w:r>
-        <w:t>V</w:t>
-      </w:r>
-      <w:r>
-        <w:rPr>
-          <w:lang w:val="ru-RU"/>
-        </w:rPr>
-        <w:t xml:space="preserve">; ключ </w:t>
-      </w:r>
-      <w:r>
-        <w:t>K</w:t>
-      </w:r>
-      <w:r>
-        <w:rPr>
-          <w:vertAlign w:val="subscript"/>
-          <w:lang w:val="ru-RU"/>
-        </w:rPr>
-        <w:t>3</w:t>
-      </w:r>
-      <w:r>
-        <w:rPr>
-          <w:lang w:val="ru-RU"/>
-        </w:rPr>
-        <w:t xml:space="preserve"> меняет направление тока через гальванометр Г, делитель напряжения </w:t>
-      </w:r>
-      <w:r>
-        <w:t>R</w:t>
-      </w:r>
-      <w:r>
-        <w:rPr>
-          <w:vertAlign w:val="subscript"/>
-          <w:lang w:val="ru-RU"/>
-        </w:rPr>
-        <w:t>1</w:t>
-      </w:r>
-      <w:r>
-        <w:rPr>
-          <w:lang w:val="ru-RU"/>
-        </w:rPr>
-        <w:t>/</w:t>
-      </w:r>
-      <w:r>
-        <w:t>R</w:t>
-      </w:r>
-      <w:r>
-        <w:rPr>
-          <w:vertAlign w:val="subscript"/>
-          <w:lang w:val="ru-RU"/>
-        </w:rPr>
-        <w:t>2</w:t>
-      </w:r>
-      <w:r>
-        <w:rPr>
-          <w:lang w:val="ru-RU"/>
-        </w:rPr>
-        <w:t xml:space="preserve"> позволяет менять ток в широких пределах, магазин сопротивлений </w:t>
-      </w:r>
-      <w:r>
-        <w:t>R</w:t>
-      </w:r>
-      <w:r>
-        <w:rPr>
-          <w:lang w:val="ru-RU"/>
-        </w:rPr>
-        <w:t xml:space="preserve"> задаёт режим работы прибора. Ключ </w:t>
-      </w:r>
-      <w:r>
-        <w:t>K</w:t>
-      </w:r>
-      <w:r>
-        <w:rPr>
-          <w:vertAlign w:val="subscript"/>
-          <w:lang w:val="ru-RU"/>
-        </w:rPr>
-        <w:t>2</w:t>
-      </w:r>
-      <w:r>
-        <w:rPr>
-          <w:lang w:val="ru-RU"/>
-        </w:rPr>
-        <w:t xml:space="preserve"> включает гальванометр, кнопка </w:t>
-      </w:r>
-      <w:r>
-        <w:t>K</w:t>
-      </w:r>
-      <w:r>
-        <w:rPr>
-          <w:vertAlign w:val="subscript"/>
-          <w:lang w:val="ru-RU"/>
-        </w:rPr>
-        <w:t>1</w:t>
-      </w:r>
-      <w:r>
-        <w:rPr>
-          <w:lang w:val="ru-RU"/>
-        </w:rPr>
-        <w:t xml:space="preserve"> служит для его успокоения.</w:t>
+        <w:spacing w:before="160" w:after="40"/>
+        <w:jc w:val="center"/>
+      </w:pPr>
+      <w:r>
+        <w:rPr>
+          <w:noProof/>
+        </w:rPr>
+        <w:drawing>
+          <wp:inline distT="0" distB="0" distL="0" distR="0" wp14:anchorId="1E4E1710" wp14:editId="34D765AF">
+            <wp:extent cx="4860000" cy="3645000"/>
+            <wp:effectExtent l="0" t="0" r="0" b="0"/>
+            <wp:docPr id="53" name="Picture 53"/>
+            <wp:cNvGraphicFramePr>
+              <a:graphicFrameLocks xmlns:a="http://schemas.openxmlformats.org/drawingml/2006/main" noChangeAspect="1"/>
+            </wp:cNvGraphicFramePr>
+            <a:graphic xmlns:a="http://schemas.openxmlformats.org/drawingml/2006/main">
+              <a:graphicData uri="http://schemas.openxmlformats.org/drawingml/2006/picture">
+                <pic:pic xmlns:pic="http://schemas.openxmlformats.org/drawingml/2006/picture">
+                  <pic:nvPicPr>
+                    <pic:cNvPr id="0" name="setup_photo.jpg"/>
+                    <pic:cNvPicPr/>
+                  </pic:nvPicPr>
+                  <pic:blipFill>
+                    <a:blip r:embed="rId23"/>
+                    <a:stretch>
+                      <a:fillRect/>
+                    </a:stretch>
+                  </pic:blipFill>
+                  <pic:spPr>
+                    <a:xfrm>
+                      <a:off x="0" y="0"/>
+                      <a:ext cx="4860000" cy="3645000"/>
+                    </a:xfrm>
+                    <a:prstGeom prst="rect">
+                      <a:avLst/>
+                    </a:prstGeom>
+                  </pic:spPr>
+                </pic:pic>
+              </a:graphicData>
+            </a:graphic>
+          </wp:inline>
+        </w:drawing>
       </w:r>
     </w:p>
     <w:p>
       <w:pPr>
+        <w:spacing w:after="240"/>
+        <w:jc w:val="center"/>
+        <w:rPr>
+          <w:lang w:val="ru-RU"/>
+        </w:rPr>
+      </w:pPr>
+      <w:r>
+        <w:rPr>
+          <w:sz w:val="21"/>
+          <w:lang w:val="ru-RU"/>
+        </w:rPr>
+        <w:t>Фото. Общий вид экспериментальной установки</w:t>
+      </w:r>
+    </w:p>
+    <w:p>
+      <w:pPr>
+        <w:jc w:val="both"/>
+        <w:rPr>
+          <w:lang w:val="ru-RU"/>
+        </w:rPr>
+      </w:pPr>
+      <w:r>
+        <w:rPr>
+          <w:lang w:val="ru-RU"/>
+        </w:rPr>
+        <w:t xml:space="preserve">Для работы в стационарном режиме используется схема на рис. 1. Постоянное напряжение снимается с блока питания и измеряется вольтметром </w:t>
+      </w:r>
+      <w:r>
+        <w:t>V</w:t>
+      </w:r>
+      <w:r>
+        <w:rPr>
+          <w:lang w:val="ru-RU"/>
+        </w:rPr>
+        <w:t xml:space="preserve">; ключ </w:t>
+      </w:r>
+      <w:r>
+        <w:t>K</w:t>
+      </w:r>
+      <w:r>
+        <w:rPr>
+          <w:vertAlign w:val="subscript"/>
+          <w:lang w:val="ru-RU"/>
+        </w:rPr>
+        <w:t>3</w:t>
+      </w:r>
+      <w:r>
+        <w:rPr>
+          <w:lang w:val="ru-RU"/>
+        </w:rPr>
+        <w:t xml:space="preserve"> меняет направление тока через гальванометр Г, делитель напряжения </w:t>
+      </w:r>
+      <w:r>
+        <w:t>R</w:t>
+      </w:r>
+      <w:r>
+        <w:rPr>
+          <w:vertAlign w:val="subscript"/>
+          <w:lang w:val="ru-RU"/>
+        </w:rPr>
+        <w:t>1</w:t>
+      </w:r>
+      <w:r>
+        <w:rPr>
+          <w:lang w:val="ru-RU"/>
+        </w:rPr>
+        <w:t>/</w:t>
+      </w:r>
+      <w:r>
+        <w:t>R</w:t>
+      </w:r>
+      <w:r>
+        <w:rPr>
+          <w:vertAlign w:val="subscript"/>
+          <w:lang w:val="ru-RU"/>
+        </w:rPr>
+        <w:t>2</w:t>
+      </w:r>
+      <w:r>
+        <w:rPr>
+          <w:lang w:val="ru-RU"/>
+        </w:rPr>
+        <w:t xml:space="preserve"> позволяет менять ток в широких пределах, магазин сопротивлений </w:t>
+      </w:r>
+      <w:r>
+        <w:t>R</w:t>
+      </w:r>
+      <w:r>
+        <w:rPr>
+          <w:lang w:val="ru-RU"/>
+        </w:rPr>
+        <w:t xml:space="preserve"> задаёт режим работы прибора. Ключ </w:t>
+      </w:r>
+      <w:r>
+        <w:t>K</w:t>
+      </w:r>
+      <w:r>
+        <w:rPr>
+          <w:vertAlign w:val="subscript"/>
+          <w:lang w:val="ru-RU"/>
+        </w:rPr>
+        <w:t>2</w:t>
+      </w:r>
+      <w:r>
+        <w:rPr>
+          <w:lang w:val="ru-RU"/>
+        </w:rPr>
+        <w:t xml:space="preserve"> включает гальванометр, кнопка </w:t>
+      </w:r>
+      <w:r>
+        <w:t>K</w:t>
+      </w:r>
+      <w:r>
+        <w:rPr>
+          <w:vertAlign w:val="subscript"/>
+          <w:lang w:val="ru-RU"/>
+        </w:rPr>
+        <w:t>1</w:t>
+      </w:r>
+      <w:r>
+        <w:rPr>
+          <w:lang w:val="ru-RU"/>
+        </w:rPr>
+        <w:t xml:space="preserve"> служит для его успокоения.</w:t>
+      </w:r>
+    </w:p>
+    <w:p>
+      <w:pPr>
         <w:spacing w:before="160" w:after="40"/>
         <w:jc w:val="center"/>
       </w:pPr>
@@ -2750,6 +2668,7 @@
         <w:rPr>
           <w:noProof/>
         </w:rPr>
+        <w:lastRenderedPageBreak/>
         <w:drawing>
           <wp:inline distT="0" distB="0" distL="0" distR="0" wp14:anchorId="1E4E170F" wp14:editId="34D765AE">
             <wp:extent cx="4860000" cy="1863000"/>
@@ -2766,7 +2685,7 @@
                     <pic:cNvPicPr/>
                   </pic:nvPicPr>
                   <pic:blipFill>
-                    <a:blip r:embed="rId23"/>
+                    <a:blip r:embed="rId24"/>
                     <a:stretch>
                       <a:fillRect/>
                     </a:stretch>
@@ -2800,14 +2719,7 @@
           <w:sz w:val="21"/>
           <w:lang w:val="ru-RU"/>
         </w:rPr>
-        <w:t>Рис. 1. Схема устан</w:t>
-      </w:r>
-      <w:r>
-        <w:rPr>
-          <w:sz w:val="21"/>
-          <w:lang w:val="ru-RU"/>
-        </w:rPr>
-        <w:t>овки для работы гальванометра в стационарном режиме</w:t>
+        <w:t>Рис. 1. Схема установки для работы гальванометра в стационарном режиме</w:t>
       </w:r>
     </w:p>
     <w:p>
@@ -2882,6 +2794,7 @@
       <w:r>
         <w:t>R</w:t>
       </w:r>
+      <w:proofErr w:type="gramStart"/>
       <w:r>
         <w:rPr>
           <w:vertAlign w:val="subscript"/>
@@ -2895,6 +2808,7 @@
         </w:rPr>
         <w:t>)·</w:t>
       </w:r>
+      <w:proofErr w:type="gramEnd"/>
       <w:r>
         <w:t>U</w:t>
       </w:r>
@@ -2942,13 +2856,7 @@
         <w:rPr>
           <w:lang w:val="ru-RU"/>
         </w:rPr>
-        <w:t>. Пр</w:t>
-      </w:r>
-      <w:r>
-        <w:rPr>
-          <w:lang w:val="ru-RU"/>
-        </w:rPr>
-        <w:t xml:space="preserve">и нажатии </w:t>
+        <w:t xml:space="preserve">. При нажатии </w:t>
       </w:r>
       <w:r>
         <w:t>K</w:t>
@@ -3021,13 +2929,7 @@
         <w:rPr>
           <w:lang w:val="ru-RU"/>
         </w:rPr>
-        <w:t>. Ёмко</w:t>
-      </w:r>
-      <w:r>
-        <w:rPr>
-          <w:lang w:val="ru-RU"/>
-        </w:rPr>
-        <w:t xml:space="preserve">сть подобрана так, что весь заряд успевает пройти через рамку до замыкания </w:t>
+        <w:t xml:space="preserve">. Ёмкость подобрана так, что весь заряд успевает пройти через рамку до замыкания </w:t>
       </w:r>
       <w:r>
         <w:t>K</w:t>
@@ -3064,7 +2966,6 @@
         <w:rPr>
           <w:noProof/>
         </w:rPr>
-        <w:lastRenderedPageBreak/>
         <w:drawing>
           <wp:inline distT="0" distB="0" distL="0" distR="0" wp14:anchorId="466485C6" wp14:editId="196CD44C">
             <wp:extent cx="4860000" cy="2560645"/>
@@ -3081,7 +2982,7 @@
                     <pic:cNvPicPr/>
                   </pic:nvPicPr>
                   <pic:blipFill>
-                    <a:blip r:embed="rId24"/>
+                    <a:blip r:embed="rId25"/>
                     <a:stretch>
                       <a:fillRect/>
                     </a:stretch>
@@ -3186,13 +3087,7 @@
         <w:rPr>
           <w:lang w:val="ru-RU"/>
         </w:rPr>
-        <w:t xml:space="preserve">2.  Делитель </w:t>
-      </w:r>
-      <w:r>
-        <w:rPr>
-          <w:lang w:val="ru-RU"/>
-        </w:rPr>
-        <w:t>напряжения установлен на небольшое выходное напряжение, сопротивление магазина установлено близким к максимальному (</w:t>
+        <w:t>2.  Делитель напряжения установлен на небольшое выходное напряжение, сопротивление магазина установлено близким к максимальному (</w:t>
       </w:r>
       <w:r>
         <w:t>R</w:t>
@@ -3233,6 +3128,7 @@
         <w:rPr>
           <w:lang w:val="ru-RU"/>
         </w:rPr>
+        <w:lastRenderedPageBreak/>
         <w:t xml:space="preserve">4.  При разомкнутых ключах </w:t>
       </w:r>
       <w:r>
@@ -3265,13 +3161,7 @@
         <w:rPr>
           <w:lang w:val="ru-RU"/>
         </w:rPr>
-        <w:t xml:space="preserve"> блок питания включён в сеть; после проверки </w:t>
-      </w:r>
-      <w:r>
-        <w:rPr>
-          <w:lang w:val="ru-RU"/>
-        </w:rPr>
-        <w:t xml:space="preserve">выбранного предела вольтметра замкнут ключ </w:t>
+        <w:t xml:space="preserve"> блок питания включён в сеть; после проверки выбранного предела вольтметра замкнут ключ </w:t>
       </w:r>
       <w:r>
         <w:t>K</w:t>
@@ -3353,15 +3243,7 @@
           <w:sz w:val="21"/>
           <w:lang w:val="ru-RU"/>
         </w:rPr>
-        <w:t>Таблица 1. Подбор сопротивления ма</w:t>
-      </w:r>
-      <w:r>
-        <w:rPr>
-          <w:b/>
-          <w:sz w:val="21"/>
-          <w:lang w:val="ru-RU"/>
-        </w:rPr>
-        <w:t>газина (п. 6)</w:t>
+        <w:t>Таблица 1. Подбор сопротивления магазина (п. 6)</w:t>
       </w:r>
     </w:p>
     <w:tbl>
@@ -3390,7 +3272,6 @@
               <w:spacing w:before="40" w:after="40"/>
               <w:jc w:val="center"/>
             </w:pPr>
-            <w:proofErr w:type="spellStart"/>
             <w:r>
               <w:rPr>
                 <w:b/>
@@ -3398,7 +3279,6 @@
               </w:rPr>
               <w:t>Величина</w:t>
             </w:r>
-            <w:proofErr w:type="spellEnd"/>
           </w:p>
         </w:tc>
         <w:tc>
@@ -3473,16 +3353,8 @@
               <w:rPr>
                 <w:sz w:val="22"/>
               </w:rPr>
-              <w:t xml:space="preserve">8,7 </w:t>
+              <w:t>8,7 кОм</w:t>
             </w:r>
-            <w:proofErr w:type="spellStart"/>
-            <w:r>
-              <w:rPr>
-                <w:sz w:val="22"/>
-              </w:rPr>
-              <w:t>кОм</w:t>
-            </w:r>
-            <w:proofErr w:type="spellEnd"/>
           </w:p>
         </w:tc>
       </w:tr>
@@ -3521,13 +3393,7 @@
         <w:rPr>
           <w:lang w:val="ru-RU"/>
         </w:rPr>
-        <w:t xml:space="preserve"> от </w:t>
-      </w:r>
-      <w:r>
-        <w:rPr>
-          <w:lang w:val="ru-RU"/>
-        </w:rPr>
-        <w:t xml:space="preserve">сопротивления магазина </w:t>
+        <w:t xml:space="preserve"> от сопротивления магазина </w:t>
       </w:r>
       <w:r>
         <w:t>R</w:t>
@@ -3583,7 +3449,6 @@
         <w:rPr>
           <w:lang w:val="ru-RU"/>
         </w:rPr>
-        <w:lastRenderedPageBreak/>
         <w:t xml:space="preserve">Параметры установки: </w:t>
       </w:r>
       <w:r>
@@ -3600,7 +3465,21 @@
         <w:rPr>
           <w:lang w:val="ru-RU"/>
         </w:rPr>
-        <w:t xml:space="preserve"> = 57 дел. = 1,14 В;    </w:t>
+        <w:t xml:space="preserve"> = 57 дел. = 1,14 </w:t>
+      </w:r>
+      <w:proofErr w:type="gramStart"/>
+      <w:r>
+        <w:rPr>
+          <w:lang w:val="ru-RU"/>
+        </w:rPr>
+        <w:t xml:space="preserve">В;   </w:t>
+      </w:r>
+      <w:proofErr w:type="gramEnd"/>
+      <w:r>
+        <w:rPr>
+          <w:lang w:val="ru-RU"/>
+        </w:rPr>
+        <w:t xml:space="preserve"> </w:t>
       </w:r>
       <w:r>
         <w:t>R</w:t>
@@ -3756,17 +3635,8 @@
                 <w:b/>
                 <w:sz w:val="22"/>
               </w:rPr>
-              <w:t xml:space="preserve">R, </w:t>
+              <w:t>R, кОм</w:t>
             </w:r>
-            <w:proofErr w:type="spellStart"/>
-            <w:r>
-              <w:rPr>
-                <w:b/>
-                <w:sz w:val="22"/>
-              </w:rPr>
-              <w:t>кОм</w:t>
-            </w:r>
-            <w:proofErr w:type="spellEnd"/>
           </w:p>
         </w:tc>
         <w:tc>
@@ -4238,15 +4108,8 @@
         <w:rPr>
           <w:lang w:val="ru-RU"/>
         </w:rPr>
-        <w:t xml:space="preserve"> = ∞), и рамка совершает свободные колебания около нулевого деления шкалы. Затухание в этом режиме определяется только внутренним трением в подвесе и трением рамки о воздух. Измерены два последовательных отклонени</w:t>
-      </w:r>
-      <w:r>
-        <w:rPr>
-          <w:lang w:val="ru-RU"/>
-        </w:rPr>
-        <w:t xml:space="preserve">я зайчика в одну сторону, разделённые полным периодом: </w:t>
-      </w:r>
-      <w:proofErr w:type="spellStart"/>
+        <w:t xml:space="preserve"> = ∞), и рамка совершает свободные колебания около нулевого деления шкалы. Затухание в этом режиме определяется только внутренним трением в подвесе и трением рамки о воздух. Измерены два последовательных отклонения зайчика в одну сторону, разделённые полным периодом: </w:t>
+      </w:r>
       <w:r>
         <w:t>x</w:t>
       </w:r>
@@ -4256,14 +4119,12 @@
         </w:rPr>
         <w:t>n</w:t>
       </w:r>
-      <w:proofErr w:type="spellEnd"/>
       <w:r>
         <w:rPr>
           <w:lang w:val="ru-RU"/>
         </w:rPr>
         <w:t xml:space="preserve"> = 22,2 см и </w:t>
       </w:r>
-      <w:proofErr w:type="spellStart"/>
       <w:r>
         <w:t>x</w:t>
       </w:r>
@@ -4273,7 +4134,6 @@
         </w:rPr>
         <w:t>n</w:t>
       </w:r>
-      <w:proofErr w:type="spellEnd"/>
       <w:r>
         <w:rPr>
           <w:vertAlign w:val="subscript"/>
@@ -4301,7 +4161,14 @@
         <w:rPr>
           <w:lang w:val="ru-RU"/>
         </w:rPr>
-        <w:t xml:space="preserve"> замыкался в момент прохождения зайчика через ноль. </w:t>
+        <w:t xml:space="preserve"> замыкался в момент </w:t>
+      </w:r>
+      <w:r>
+        <w:rPr>
+          <w:lang w:val="ru-RU"/>
+        </w:rPr>
+        <w:lastRenderedPageBreak/>
+        <w:t xml:space="preserve">прохождения зайчика через ноль. </w:t>
       </w:r>
       <w:r>
         <w:t>Логарифмический декремент затухания разомкнутого гальванометра:</w:t>
@@ -4338,7 +4205,7 @@
                     <pic:cNvPicPr/>
                   </pic:nvPicPr>
                   <pic:blipFill>
-                    <a:blip r:embed="rId25"/>
+                    <a:blip r:embed="rId26"/>
                     <a:stretch>
                       <a:fillRect/>
                     </a:stretch>
@@ -4375,13 +4242,7 @@
         <w:rPr>
           <w:lang w:val="ru-RU"/>
         </w:rPr>
-        <w:t>10.  Измерено время се</w:t>
-      </w:r>
-      <w:r>
-        <w:rPr>
-          <w:lang w:val="ru-RU"/>
-        </w:rPr>
-        <w:t xml:space="preserve">ми полных колебаний рамки </w:t>
+        <w:t xml:space="preserve">10.  Измерено время семи полных колебаний рамки </w:t>
       </w:r>
       <w:r>
         <w:t>t</w:t>
@@ -4427,7 +4288,7 @@
                     <pic:cNvPicPr/>
                   </pic:nvPicPr>
                   <pic:blipFill>
-                    <a:blip r:embed="rId26"/>
+                    <a:blip r:embed="rId27"/>
                     <a:stretch>
                       <a:fillRect/>
                     </a:stretch>
@@ -4521,13 +4382,7 @@
         <w:rPr>
           <w:lang w:val="ru-RU"/>
         </w:rPr>
-        <w:t>, при котором после</w:t>
-      </w:r>
-      <w:r>
-        <w:rPr>
-          <w:lang w:val="ru-RU"/>
-        </w:rPr>
-        <w:t xml:space="preserve"> размыкания ключа </w:t>
+        <w:t xml:space="preserve">, при котором после размыкания ключа </w:t>
       </w:r>
       <w:r>
         <w:t>K</w:t>
@@ -4580,7 +4435,6 @@
       <w:r>
         <w:t>R</w:t>
       </w:r>
-      <w:proofErr w:type="spellStart"/>
       <w:r>
         <w:rPr>
           <w:vertAlign w:val="subscript"/>
@@ -4588,18 +4442,11 @@
         </w:rPr>
         <w:t>кр</w:t>
       </w:r>
-      <w:proofErr w:type="spellEnd"/>
-      <w:r>
-        <w:rPr>
-          <w:lang w:val="ru-RU"/>
-        </w:rPr>
-        <w:t xml:space="preserve"> ≈ 17,6 кОм б</w:t>
-      </w:r>
-      <w:r>
-        <w:rPr>
-          <w:lang w:val="ru-RU"/>
-        </w:rPr>
-        <w:t>лизко к критическому сопротивлению гальванометра.</w:t>
+      <w:r>
+        <w:rPr>
+          <w:lang w:val="ru-RU"/>
+        </w:rPr>
+        <w:t xml:space="preserve"> ≈ 17,6 кОм близко к критическому сопротивлению гальванометра.</w:t>
       </w:r>
     </w:p>
     <w:p>
@@ -4615,7 +4462,6 @@
         <w:rPr>
           <w:lang w:val="ru-RU"/>
         </w:rPr>
-        <w:lastRenderedPageBreak/>
         <w:t xml:space="preserve">13.  На магазине установлено сопротивление </w:t>
       </w:r>
       <w:r>
@@ -4630,7 +4476,6 @@
       <w:r>
         <w:t>R</w:t>
       </w:r>
-      <w:proofErr w:type="spellStart"/>
       <w:r>
         <w:rPr>
           <w:vertAlign w:val="subscript"/>
@@ -4638,7 +4483,6 @@
         </w:rPr>
         <w:t>кр</w:t>
       </w:r>
-      <w:proofErr w:type="spellEnd"/>
       <w:r>
         <w:rPr>
           <w:lang w:val="ru-RU"/>
@@ -4691,13 +4535,7 @@
         <w:rPr>
           <w:lang w:val="ru-RU"/>
         </w:rPr>
-        <w:t xml:space="preserve"> измерены дв</w:t>
-      </w:r>
-      <w:r>
-        <w:rPr>
-          <w:lang w:val="ru-RU"/>
-        </w:rPr>
-        <w:t xml:space="preserve">а последовательных отклонения зайчика в одну сторону </w:t>
+        <w:t xml:space="preserve"> измерены два последовательных отклонения зайчика в одну сторону </w:t>
       </w:r>
       <w:r>
         <w:t>x</w:t>
@@ -4766,7 +4604,7 @@
                     <pic:cNvPicPr/>
                   </pic:nvPicPr>
                   <pic:blipFill>
-                    <a:blip r:embed="rId27"/>
+                    <a:blip r:embed="rId28"/>
                     <a:stretch>
                       <a:fillRect/>
                     </a:stretch>
@@ -4835,13 +4673,7 @@
         <w:rPr>
           <w:lang w:val="ru-RU"/>
         </w:rPr>
-        <w:t xml:space="preserve"> = 1/300. Верхняя граница ряда определяется пределом магазина со</w:t>
-      </w:r>
-      <w:r>
-        <w:rPr>
-          <w:lang w:val="ru-RU"/>
-        </w:rPr>
-        <w:t xml:space="preserve">противлений (≈ 100 кОм): значение </w:t>
+        <w:t xml:space="preserve"> = 1/300. Верхняя граница ряда определяется пределом магазина сопротивлений (≈ 100 кОм): значение </w:t>
       </w:r>
       <w:r>
         <w:t>R</w:t>
@@ -4855,7 +4687,6 @@
       <w:r>
         <w:t>R</w:t>
       </w:r>
-      <w:proofErr w:type="spellStart"/>
       <w:r>
         <w:rPr>
           <w:vertAlign w:val="subscript"/>
@@ -4863,7 +4694,6 @@
         </w:rPr>
         <w:t>кр</w:t>
       </w:r>
-      <w:proofErr w:type="spellEnd"/>
       <w:r>
         <w:rPr>
           <w:lang w:val="ru-RU"/>
@@ -4873,7 +4703,6 @@
       <w:r>
         <w:t>R</w:t>
       </w:r>
-      <w:proofErr w:type="spellStart"/>
       <w:r>
         <w:rPr>
           <w:vertAlign w:val="subscript"/>
@@ -4881,7 +4710,6 @@
         </w:rPr>
         <w:t>кр</w:t>
       </w:r>
-      <w:proofErr w:type="spellEnd"/>
       <w:r>
         <w:rPr>
           <w:lang w:val="ru-RU"/>
@@ -4942,15 +4770,7 @@
                 <w:b/>
                 <w:sz w:val="22"/>
               </w:rPr>
-              <w:t xml:space="preserve">R / </w:t>
-            </w:r>
-            <w:proofErr w:type="spellStart"/>
-            <w:r>
-              <w:rPr>
-                <w:b/>
-                <w:sz w:val="22"/>
-              </w:rPr>
-              <w:t>R</w:t>
+              <w:t>R / R</w:t>
             </w:r>
             <w:r>
               <w:rPr>
@@ -4960,7 +4780,6 @@
               </w:rPr>
               <w:t>кр</w:t>
             </w:r>
-            <w:proofErr w:type="spellEnd"/>
           </w:p>
         </w:tc>
         <w:tc>
@@ -5823,13 +5642,7 @@
         <w:rPr>
           <w:lang w:val="ru-RU"/>
         </w:rPr>
-        <w:t xml:space="preserve">15.  Собрана схема по рис. 2. На магазине </w:t>
-      </w:r>
-      <w:r>
-        <w:rPr>
-          <w:lang w:val="ru-RU"/>
-        </w:rPr>
-        <w:t xml:space="preserve">установлено сопротивление </w:t>
+        <w:t xml:space="preserve">15.  Собрана схема по рис. 2. На магазине установлено сопротивление </w:t>
       </w:r>
       <w:r>
         <w:t>R</w:t>
@@ -5870,6 +5683,7 @@
         <w:rPr>
           <w:lang w:val="ru-RU"/>
         </w:rPr>
+        <w:lastRenderedPageBreak/>
         <w:t>16.  Для измерения первого отброса зайчика в режиме свободных колебаний (</w:t>
       </w:r>
       <w:r>
@@ -5911,13 +5725,7 @@
         <w:rPr>
           <w:lang w:val="ru-RU"/>
         </w:rPr>
-        <w:t xml:space="preserve"> = 1/40),</w:t>
-      </w:r>
-      <w:r>
-        <w:rPr>
-          <w:lang w:val="ru-RU"/>
-        </w:rPr>
-        <w:t xml:space="preserve"> чтобы при замыкании ключа </w:t>
+        <w:t xml:space="preserve"> = 1/40), чтобы при замыкании ключа </w:t>
       </w:r>
       <w:r>
         <w:t>K</w:t>
@@ -5951,7 +5759,7 @@
         </w:rPr>
         <w:t xml:space="preserve"> удерживался замкнутым. Получено </w:t>
       </w:r>
-      <w:proofErr w:type="spellStart"/>
+      <w:proofErr w:type="gramStart"/>
       <w:r>
         <w:t>x</w:t>
       </w:r>
@@ -5961,13 +5769,13 @@
         </w:rPr>
         <w:t>max</w:t>
       </w:r>
-      <w:proofErr w:type="spellEnd"/>
       <w:r>
         <w:rPr>
           <w:lang w:val="ru-RU"/>
         </w:rPr>
         <w:t>(</w:t>
       </w:r>
+      <w:proofErr w:type="gramEnd"/>
       <w:r>
         <w:t>R</w:t>
       </w:r>
@@ -5991,13 +5799,7 @@
         <w:rPr>
           <w:lang w:val="ru-RU"/>
         </w:rPr>
-        <w:t>17.  Магазин вновь подключён. Не меняя положения делителя, снята зависимость первого отброса зайчи</w:t>
-      </w:r>
-      <w:r>
-        <w:rPr>
-          <w:lang w:val="ru-RU"/>
-        </w:rPr>
-        <w:t xml:space="preserve">ка от сопротивления </w:t>
+        <w:t xml:space="preserve">17.  Магазин вновь подключён. Не меняя положения делителя, снята зависимость первого отброса зайчика от сопротивления </w:t>
       </w:r>
       <w:r>
         <w:t>R</w:t>
@@ -6059,17 +5861,8 @@
                 <w:b/>
                 <w:sz w:val="22"/>
               </w:rPr>
-              <w:t xml:space="preserve">R, </w:t>
+              <w:t>R, кОм</w:t>
             </w:r>
-            <w:proofErr w:type="spellStart"/>
-            <w:r>
-              <w:rPr>
-                <w:b/>
-                <w:sz w:val="22"/>
-              </w:rPr>
-              <w:t>кОм</w:t>
-            </w:r>
-            <w:proofErr w:type="spellEnd"/>
           </w:p>
         </w:tc>
         <w:tc>
@@ -6572,7 +6365,6 @@
         <w:rPr>
           <w:lang w:val="ru-RU"/>
         </w:rPr>
-        <w:lastRenderedPageBreak/>
         <w:t xml:space="preserve">18.  Записаны положение делителя </w:t>
       </w:r>
       <w:r>
@@ -6694,13 +6486,7 @@
         <w:rPr>
           <w:lang w:val="ru-RU"/>
         </w:rPr>
-        <w:t xml:space="preserve">По данным п. 7 ток через </w:t>
-      </w:r>
-      <w:r>
-        <w:rPr>
-          <w:lang w:val="ru-RU"/>
-        </w:rPr>
-        <w:t>гальванометр рассчитывается по формуле</w:t>
+        <w:t>По данным п. 7 ток через гальванометр рассчитывается по формуле</w:t>
       </w:r>
     </w:p>
     <w:p>
@@ -6737,7 +6523,7 @@
                     <pic:cNvPicPr/>
                   </pic:nvPicPr>
                   <pic:blipFill>
-                    <a:blip r:embed="rId28"/>
+                    <a:blip r:embed="rId29"/>
                     <a:stretch>
                       <a:fillRect/>
                     </a:stretch>
@@ -6890,17 +6676,8 @@
                 <w:b/>
                 <w:sz w:val="22"/>
               </w:rPr>
-              <w:t xml:space="preserve">R, </w:t>
+              <w:t>R, кОм</w:t>
             </w:r>
-            <w:proofErr w:type="spellStart"/>
-            <w:r>
-              <w:rPr>
-                <w:b/>
-                <w:sz w:val="22"/>
-              </w:rPr>
-              <w:t>кОм</w:t>
-            </w:r>
-            <w:proofErr w:type="spellEnd"/>
           </w:p>
         </w:tc>
         <w:tc>
@@ -6971,14 +6748,7 @@
                 <w:b/>
                 <w:sz w:val="22"/>
               </w:rPr>
-              <w:t xml:space="preserve">I, </w:t>
-            </w:r>
-            <w:r>
-              <w:rPr>
-                <w:b/>
-                <w:sz w:val="22"/>
-              </w:rPr>
-              <w:t>нА</w:t>
+              <w:t>I, нА</w:t>
             </w:r>
           </w:p>
         </w:tc>
@@ -7707,7 +7477,7 @@
                     <pic:cNvPicPr/>
                   </pic:nvPicPr>
                   <pic:blipFill>
-                    <a:blip r:embed="rId29"/>
+                    <a:blip r:embed="rId30"/>
                     <a:stretch>
                       <a:fillRect/>
                     </a:stretch>
@@ -7756,31 +7526,7 @@
         <w:rPr>
           <w:lang w:val="ru-RU"/>
         </w:rPr>
-        <w:t xml:space="preserve">Экспериментальные точки </w:t>
-      </w:r>
-      <w:r>
-        <w:rPr>
-          <w:lang w:val="ru-RU"/>
-        </w:rPr>
-        <w:t xml:space="preserve">хорошо </w:t>
-      </w:r>
-      <w:r>
-        <w:rPr>
-          <w:lang w:val="ru-RU"/>
-        </w:rPr>
-        <w:t>ложатся на прямую</w:t>
-      </w:r>
-      <w:r>
-        <w:rPr>
-          <w:lang w:val="ru-RU"/>
-        </w:rPr>
-        <w:t>, о</w:t>
-      </w:r>
-      <w:r>
-        <w:rPr>
-          <w:lang w:val="ru-RU"/>
-        </w:rPr>
-        <w:t>днако прямая не проходит через начало координат:</w:t>
+        <w:t>Экспериментальные точки хорошо ложатся на прямую, однако прямая не проходит через начало координат:</w:t>
       </w:r>
     </w:p>
     <w:p>
@@ -7818,7 +7564,7 @@
                     <pic:cNvPicPr/>
                   </pic:nvPicPr>
                   <pic:blipFill>
-                    <a:blip r:embed="rId30"/>
+                    <a:blip r:embed="rId31"/>
                     <a:stretch>
                       <a:fillRect/>
                     </a:stretch>
@@ -7863,13 +7609,7 @@
         <w:rPr>
           <w:lang w:val="ru-RU"/>
         </w:rPr>
-        <w:t xml:space="preserve"> от н</w:t>
-      </w:r>
-      <w:r>
-        <w:rPr>
-          <w:lang w:val="ru-RU"/>
-        </w:rPr>
-        <w:t>уля означает смещение нуля шкалы относительно положения равновесия рамки:</w:t>
+        <w:t xml:space="preserve"> от нуля означает смещение нуля шкалы относительно положения равновесия рамки:</w:t>
       </w:r>
     </w:p>
     <w:p>
@@ -7906,7 +7646,7 @@
                     <pic:cNvPicPr/>
                   </pic:nvPicPr>
                   <pic:blipFill>
-                    <a:blip r:embed="rId31"/>
+                    <a:blip r:embed="rId32"/>
                     <a:stretch>
                       <a:fillRect/>
                     </a:stretch>
@@ -7979,7 +7719,7 @@
                     <pic:cNvPicPr/>
                   </pic:nvPicPr>
                   <pic:blipFill>
-                    <a:blip r:embed="rId32"/>
+                    <a:blip r:embed="rId33"/>
                     <a:stretch>
                       <a:fillRect/>
                     </a:stretch>
@@ -8034,7 +7774,7 @@
                     <pic:cNvPicPr/>
                   </pic:nvPicPr>
                   <pic:blipFill>
-                    <a:blip r:embed="rId33"/>
+                    <a:blip r:embed="rId34"/>
                     <a:stretch>
                       <a:fillRect/>
                     </a:stretch>
@@ -8069,13 +7809,7 @@
         <w:rPr>
           <w:lang w:val="ru-RU"/>
         </w:rPr>
-        <w:t xml:space="preserve">Приведена погрешность углового коэффициента, полученная по методу наименьших квадратов (1,0 %). </w:t>
-      </w:r>
-      <w:r>
-        <w:rPr>
-          <w:lang w:val="ru-RU"/>
-        </w:rPr>
-        <w:t>Систематические погрешности приборов не учитывались: классы точности делителя напряжения и магазина сопротивлений на установке не указаны.</w:t>
+        <w:t>Приведена погрешность углового коэффициента, полученная по методу наименьших квадратов (1,0 %). Систематические погрешности приборов не учитывались: классы точности делителя напряжения и магазина сопротивлений на установке не указаны.</w:t>
       </w:r>
     </w:p>
     <w:p>
@@ -8143,7 +7877,7 @@
                     <pic:cNvPicPr/>
                   </pic:nvPicPr>
                   <pic:blipFill>
-                    <a:blip r:embed="rId34"/>
+                    <a:blip r:embed="rId35"/>
                     <a:stretch>
                       <a:fillRect/>
                     </a:stretch>
@@ -8194,13 +7928,7 @@
         <w:rPr>
           <w:lang w:val="ru-RU"/>
         </w:rPr>
-        <w:t xml:space="preserve"> подтверждает,</w:t>
-      </w:r>
-      <w:r>
-        <w:rPr>
-          <w:lang w:val="ru-RU"/>
-        </w:rPr>
-        <w:t xml:space="preserve"> что при разомкнутой внешней цепи затухание обусловлено только внутренним трением.</w:t>
+        <w:t xml:space="preserve"> подтверждает, что при разомкнутой внешней цепи затухание обусловлено только внутренним трением.</w:t>
       </w:r>
     </w:p>
     <w:p>
@@ -8315,7 +8043,7 @@
                     <pic:cNvPicPr/>
                   </pic:nvPicPr>
                   <pic:blipFill>
-                    <a:blip r:embed="rId35"/>
+                    <a:blip r:embed="rId36"/>
                     <a:stretch>
                       <a:fillRect/>
                     </a:stretch>
@@ -8375,18 +8103,11 @@
         <w:rPr>
           <w:lang w:val="ru-RU"/>
         </w:rPr>
-        <w:t xml:space="preserve"> от корня в правой </w:t>
-      </w:r>
-      <w:r>
-        <w:rPr>
-          <w:lang w:val="ru-RU"/>
-        </w:rPr>
-        <w:t xml:space="preserve">части должна быть прямой, проходящей через начало координат, с угловым коэффициентом </w:t>
+        <w:t xml:space="preserve"> от корня в правой части должна быть прямой, проходящей через начало координат, с угловым коэффициентом </w:t>
       </w:r>
       <w:r>
         <w:t>R</w:t>
       </w:r>
-      <w:proofErr w:type="spellStart"/>
       <w:r>
         <w:rPr>
           <w:vertAlign w:val="subscript"/>
@@ -8394,7 +8115,6 @@
         </w:rPr>
         <w:t>кр</w:t>
       </w:r>
-      <w:proofErr w:type="spellEnd"/>
       <w:r>
         <w:rPr>
           <w:lang w:val="ru-RU"/>
@@ -8424,21 +8144,12 @@
         <w:spacing w:before="160" w:after="80"/>
         <w:jc w:val="center"/>
       </w:pPr>
-      <w:proofErr w:type="spellStart"/>
       <w:r>
         <w:rPr>
           <w:b/>
           <w:sz w:val="21"/>
         </w:rPr>
-        <w:t>Таблица</w:t>
-      </w:r>
-      <w:proofErr w:type="spellEnd"/>
-      <w:r>
-        <w:rPr>
-          <w:b/>
-          <w:sz w:val="21"/>
-        </w:rPr>
-        <w:t xml:space="preserve"> 6. Обработка данных п. 13–14</w:t>
+        <w:t>Таблица 6. Обработка данных п. 13–14</w:t>
       </w:r>
     </w:p>
     <w:tbl>
@@ -8522,12 +8233,21 @@
               <w:spacing w:before="40" w:after="40"/>
               <w:jc w:val="center"/>
             </w:pPr>
+            <w:proofErr w:type="gramStart"/>
             <w:r>
               <w:rPr>
                 <w:b/>
                 <w:sz w:val="22"/>
               </w:rPr>
-              <w:t>√(4π²/Θ² + 1)</w:t>
+              <w:t>√(</w:t>
+            </w:r>
+            <w:proofErr w:type="gramEnd"/>
+            <w:r>
+              <w:rPr>
+                <w:b/>
+                <w:sz w:val="22"/>
+              </w:rPr>
+              <w:t>4π²/Θ² + 1)</w:t>
             </w:r>
           </w:p>
         </w:tc>
@@ -9072,7 +8792,7 @@
                     <pic:cNvPicPr/>
                   </pic:nvPicPr>
                   <pic:blipFill>
-                    <a:blip r:embed="rId36"/>
+                    <a:blip r:embed="rId37"/>
                     <a:stretch>
                       <a:fillRect/>
                     </a:stretch>
@@ -9135,7 +8855,6 @@
       <w:r>
         <w:t>R</w:t>
       </w:r>
-      <w:proofErr w:type="spellStart"/>
       <w:r>
         <w:rPr>
           <w:vertAlign w:val="subscript"/>
@@ -9143,7 +8862,6 @@
         </w:rPr>
         <w:t>кр</w:t>
       </w:r>
-      <w:proofErr w:type="spellEnd"/>
       <w:r>
         <w:rPr>
           <w:lang w:val="ru-RU"/>
@@ -9201,7 +8919,7 @@
                     <pic:cNvPicPr/>
                   </pic:nvPicPr>
                   <pic:blipFill>
-                    <a:blip r:embed="rId37"/>
+                    <a:blip r:embed="rId38"/>
                     <a:stretch>
                       <a:fillRect/>
                     </a:stretch>
@@ -9253,13 +8971,7 @@
         <w:rPr>
           <w:lang w:val="ru-RU"/>
         </w:rPr>
-        <w:t xml:space="preserve">Измеренный при </w:t>
-      </w:r>
-      <w:r>
-        <w:rPr>
-          <w:lang w:val="ru-RU"/>
-        </w:rPr>
-        <w:t xml:space="preserve">разомкнутой цепи первый отброс </w:t>
+        <w:t xml:space="preserve">Измеренный при разомкнутой цепи первый отброс </w:t>
       </w:r>
       <w:r>
         <w:t>x</w:t>
@@ -9312,7 +9024,7 @@
                     <pic:cNvPicPr/>
                   </pic:nvPicPr>
                   <pic:blipFill>
-                    <a:blip r:embed="rId38"/>
+                    <a:blip r:embed="rId39"/>
                     <a:stretch>
                       <a:fillRect/>
                     </a:stretch>
@@ -9391,7 +9103,7 @@
                     <pic:cNvPicPr/>
                   </pic:nvPicPr>
                   <pic:blipFill>
-                    <a:blip r:embed="rId39"/>
+                    <a:blip r:embed="rId40"/>
                     <a:stretch>
                       <a:fillRect/>
                     </a:stretch>
@@ -9464,7 +9176,7 @@
                     <pic:cNvPicPr/>
                   </pic:nvPicPr>
                   <pic:blipFill>
-                    <a:blip r:embed="rId40"/>
+                    <a:blip r:embed="rId41"/>
                     <a:stretch>
                       <a:fillRect/>
                     </a:stretch>
@@ -9543,8 +9255,16 @@
         <w:rPr>
           <w:lang w:val="ru-RU"/>
         </w:rPr>
-        <w:t>)/(</w:t>
-      </w:r>
+        <w:t>)</w:t>
+      </w:r>
+      <w:proofErr w:type="gramStart"/>
+      <w:r>
+        <w:rPr>
+          <w:lang w:val="ru-RU"/>
+        </w:rPr>
+        <w:t>/(</w:t>
+      </w:r>
+      <w:proofErr w:type="gramEnd"/>
       <w:r>
         <w:t>R</w:t>
       </w:r>
@@ -9577,12 +9297,52 @@
         <w:rPr>
           <w:lang w:val="ru-RU"/>
         </w:rPr>
-        <w:t xml:space="preserve"> &gt; 1 арктангенс и корень переходят в соответствующие гиперболические функции. Формула получена из теории, вывод приведён в приложении. Единственный подгоночный параметр — </w:t>
+        <w:t xml:space="preserve"> &gt; 1 арктангенс переход</w:t>
+      </w:r>
+      <w:r>
+        <w:rPr>
+          <w:lang w:val="ru-RU"/>
+        </w:rPr>
+        <w:t>ит</w:t>
+      </w:r>
+      <w:r>
+        <w:rPr>
+          <w:lang w:val="ru-RU"/>
+        </w:rPr>
+        <w:t xml:space="preserve"> в</w:t>
+      </w:r>
+      <w:r>
+        <w:rPr>
+          <w:lang w:val="ru-RU"/>
+        </w:rPr>
+        <w:t xml:space="preserve"> </w:t>
+      </w:r>
+      <w:proofErr w:type="spellStart"/>
+      <w:r>
+        <w:t>arcth</w:t>
+      </w:r>
+      <w:proofErr w:type="spellEnd"/>
+      <w:r>
+        <w:rPr>
+          <w:lang w:val="ru-RU"/>
+        </w:rPr>
+        <w:t xml:space="preserve"> </w:t>
+      </w:r>
+      <w:r>
+        <w:rPr>
+          <w:lang w:val="ru-RU"/>
+        </w:rPr>
+        <w:t>а под корнем выражение меняет знак</w:t>
+      </w:r>
+      <w:r>
+        <w:rPr>
+          <w:lang w:val="ru-RU"/>
+        </w:rPr>
+        <w:t xml:space="preserve">. Формула получена из теории, вывод приведён в приложении. Единственный подгоночный параметр — </w:t>
       </w:r>
       <w:r>
         <w:t>R</w:t>
       </w:r>
-      <w:proofErr w:type="spellStart"/>
       <w:r>
         <w:rPr>
           <w:vertAlign w:val="subscript"/>
@@ -9590,7 +9350,6 @@
         </w:rPr>
         <w:t>кр</w:t>
       </w:r>
-      <w:proofErr w:type="spellEnd"/>
       <w:r>
         <w:rPr>
           <w:lang w:val="ru-RU"/>
@@ -9632,7 +9391,7 @@
                     <pic:cNvPicPr/>
                   </pic:nvPicPr>
                   <pic:blipFill>
-                    <a:blip r:embed="rId41"/>
+                    <a:blip r:embed="rId42"/>
                     <a:stretch>
                       <a:fillRect/>
                     </a:stretch>
@@ -9682,7 +9441,7 @@
                     <pic:cNvPicPr/>
                   </pic:nvPicPr>
                   <pic:blipFill>
-                    <a:blip r:embed="rId42"/>
+                    <a:blip r:embed="rId43"/>
                     <a:stretch>
                       <a:fillRect/>
                     </a:stretch>
@@ -9716,14 +9475,7 @@
           <w:sz w:val="21"/>
           <w:lang w:val="ru-RU"/>
         </w:rPr>
-        <w:t>Рис</w:t>
-      </w:r>
-      <w:r>
-        <w:rPr>
-          <w:sz w:val="21"/>
-          <w:lang w:val="ru-RU"/>
-        </w:rPr>
-        <w:t>. 5. Первый отброс зайчика в зависимости от сопротивления внешней цепи</w:t>
+        <w:t>Рис. 5. Первый отброс зайчика в зависимости от сопротивления внешней цепи</w:t>
       </w:r>
     </w:p>
     <w:p>
@@ -9890,14 +9642,7 @@
                 <w:sz w:val="22"/>
                 <w:lang w:val="ru-RU"/>
               </w:rPr>
-              <w:t xml:space="preserve">Стационарный режим, по </w:t>
-            </w:r>
-            <w:r>
-              <w:rPr>
-                <w:sz w:val="22"/>
-                <w:lang w:val="ru-RU"/>
-              </w:rPr>
-              <w:t xml:space="preserve">зависимости </w:t>
+              <w:t xml:space="preserve">Стационарный режим, по зависимости </w:t>
             </w:r>
             <w:r>
               <w:rPr>
@@ -9970,7 +9715,7 @@
               </w:rPr>
               <w:t xml:space="preserve">Баллистический режим, по кривой </w:t>
             </w:r>
-            <w:proofErr w:type="spellStart"/>
+            <w:proofErr w:type="gramStart"/>
             <w:r>
               <w:rPr>
                 <w:sz w:val="22"/>
@@ -9984,7 +9729,6 @@
               </w:rPr>
               <w:t>max</w:t>
             </w:r>
-            <w:proofErr w:type="spellEnd"/>
             <w:r>
               <w:rPr>
                 <w:sz w:val="22"/>
@@ -9992,6 +9736,7 @@
               </w:rPr>
               <w:t>(</w:t>
             </w:r>
+            <w:proofErr w:type="gramEnd"/>
             <w:r>
               <w:rPr>
                 <w:sz w:val="22"/>
@@ -10059,13 +9804,7 @@
         <w:rPr>
           <w:lang w:val="ru-RU"/>
         </w:rPr>
-        <w:t xml:space="preserve">Два расчётных метода — по декременту затухания и по величине первого отброса — дают совпадающие значения 13,0 ± 0,4 и 13,0 ± 0,5 кОм. Прямой подбор в п. 12 </w:t>
-      </w:r>
-      <w:r>
-        <w:rPr>
-          <w:lang w:val="ru-RU"/>
-        </w:rPr>
-        <w:t>расходится с ними примерно на 35 %. Причина в неточности определения момента, когда зайчик «перестаёт переходить за нулевое значение», а также в неточности установки нуля шкалы. Расчётные будем считать более достоверными.</w:t>
+        <w:t>Два расчётных метода — по декременту затухания и по величине первого отброса — дают совпадающие значения 13,0 ± 0,4 и 13,0 ± 0,5 кОм. Прямой подбор в п. 12 расходится с ними примерно на 35 %. Причина в неточности определения момента, когда зайчик «перестаёт переходить за нулевое значение», а также в неточности установки нуля шкалы. Расчётные будем считать более достоверными.</w:t>
       </w:r>
     </w:p>
     <w:p>
@@ -10096,13 +9835,7 @@
         <w:rPr>
           <w:lang w:val="ru-RU"/>
         </w:rPr>
-        <w:t>Зар</w:t>
-      </w:r>
-      <w:r>
-        <w:rPr>
-          <w:lang w:val="ru-RU"/>
-        </w:rPr>
-        <w:t>яд, протекающий через гальванометр при разряде эталонного конденсатора (</w:t>
+        <w:t>Заряд, протекающий через гальванометр при разряде эталонного конденсатора (</w:t>
       </w:r>
       <w:r>
         <w:t>R</w:t>
@@ -10196,7 +9929,7 @@
                     <pic:cNvPicPr/>
                   </pic:nvPicPr>
                   <pic:blipFill>
-                    <a:blip r:embed="rId43"/>
+                    <a:blip r:embed="rId44"/>
                     <a:stretch>
                       <a:fillRect/>
                     </a:stretch>
@@ -10252,7 +9985,6 @@
         </w:rPr>
         <w:t xml:space="preserve"> = 1,1 м) и </w:t>
       </w:r>
-      <w:proofErr w:type="spellStart"/>
       <w:r>
         <w:t>x</w:t>
       </w:r>
@@ -10269,7 +10001,6 @@
         </w:rPr>
         <w:t>кр</w:t>
       </w:r>
-      <w:proofErr w:type="spellEnd"/>
       <w:r>
         <w:rPr>
           <w:lang w:val="ru-RU"/>
@@ -10311,7 +10042,7 @@
                     <pic:cNvPicPr/>
                   </pic:nvPicPr>
                   <pic:blipFill>
-                    <a:blip r:embed="rId44"/>
+                    <a:blip r:embed="rId45"/>
                     <a:stretch>
                       <a:fillRect/>
                     </a:stretch>
@@ -10366,7 +10097,7 @@
                     <pic:cNvPicPr/>
                   </pic:nvPicPr>
                   <pic:blipFill>
-                    <a:blip r:embed="rId45"/>
+                    <a:blip r:embed="rId46"/>
                     <a:stretch>
                       <a:fillRect/>
                     </a:stretch>
@@ -10427,7 +10158,6 @@
         </w:rPr>
         <w:t xml:space="preserve"> раз выше: </w:t>
       </w:r>
-      <w:proofErr w:type="spellStart"/>
       <w:r>
         <w:t>C</w:t>
       </w:r>
@@ -10444,14 +10174,12 @@
         </w:rPr>
         <w:t>св</w:t>
       </w:r>
-      <w:proofErr w:type="spellEnd"/>
       <w:r>
         <w:rPr>
           <w:lang w:val="ru-RU"/>
         </w:rPr>
         <w:t xml:space="preserve"> = </w:t>
       </w:r>
-      <w:proofErr w:type="spellStart"/>
       <w:r>
         <w:t>C</w:t>
       </w:r>
@@ -10468,7 +10196,6 @@
         </w:rPr>
         <w:t>кр</w:t>
       </w:r>
-      <w:proofErr w:type="spellEnd"/>
       <w:r>
         <w:rPr>
           <w:lang w:val="ru-RU"/>
@@ -10482,13 +10209,7 @@
         <w:rPr>
           <w:lang w:val="ru-RU"/>
         </w:rPr>
-        <w:t xml:space="preserve"> = 6,2·10⁻¹⁰ </w:t>
-      </w:r>
-      <w:r>
-        <w:rPr>
-          <w:lang w:val="ru-RU"/>
-        </w:rPr>
-        <w:t>Кл/(мм/м).</w:t>
+        <w:t xml:space="preserve"> = 6,2·10⁻¹⁰ Кл/(мм/м).</w:t>
       </w:r>
     </w:p>
     <w:p>
@@ -10556,7 +10277,7 @@
                     <pic:cNvPicPr/>
                   </pic:nvPicPr>
                   <pic:blipFill>
-                    <a:blip r:embed="rId46"/>
+                    <a:blip r:embed="rId47"/>
                     <a:stretch>
                       <a:fillRect/>
                     </a:stretch>
@@ -10616,13 +10337,7 @@
         <w:rPr>
           <w:lang w:val="ru-RU"/>
         </w:rPr>
-        <w:t xml:space="preserve"> ≈ 1,9·10³: весь заряд успевает пройти через рамку за время, много меньшее периода, поэтому условие п</w:t>
-      </w:r>
-      <w:r>
-        <w:rPr>
-          <w:lang w:val="ru-RU"/>
-        </w:rPr>
-        <w:t>рименимости баллистического режима выполнено с большим запасом.</w:t>
+        <w:t xml:space="preserve"> ≈ 1,9·10³: весь заряд успевает пройти через рамку за время, много меньшее периода, поэтому условие применимости баллистического режима выполнено с большим запасом.</w:t>
       </w:r>
     </w:p>
     <w:p>
@@ -10652,13 +10367,7 @@
         <w:rPr>
           <w:lang w:val="ru-RU"/>
         </w:rPr>
-        <w:t>Изучена рабо</w:t>
-      </w:r>
-      <w:r>
-        <w:rPr>
-          <w:lang w:val="ru-RU"/>
-        </w:rPr>
-        <w:t>та зеркального гальванометра магнитоэлектрической системы в стационарном и баллистическом режимах.</w:t>
+        <w:t>Изучена работа зеркального гальванометра магнитоэлектрической системы в стационарном и баллистическом режимах.</w:t>
       </w:r>
     </w:p>
     <w:p>
@@ -10690,25 +10399,7 @@
         <w:rPr>
           <w:lang w:val="ru-RU"/>
         </w:rPr>
-        <w:t xml:space="preserve">) </w:t>
-      </w:r>
-      <w:r>
-        <w:rPr>
-          <w:lang w:val="ru-RU"/>
-        </w:rPr>
-        <w:t xml:space="preserve">пренебрежимо малы. </w:t>
-      </w:r>
-      <w:r>
-        <w:rPr>
-          <w:lang w:val="ru-RU"/>
-        </w:rPr>
-        <w:t>Обнаружено смещение нуля шкалы относительно положения равн</w:t>
-      </w:r>
-      <w:r>
-        <w:rPr>
-          <w:lang w:val="ru-RU"/>
-        </w:rPr>
-        <w:t xml:space="preserve">овесия рамки на </w:t>
+        <w:t xml:space="preserve">) пренебрежимо малы. Обнаружено смещение нуля шкалы относительно положения равновесия рамки на </w:t>
       </w:r>
       <w:r>
         <w:t>x</w:t>
@@ -10724,30 +10415,16 @@
         <w:rPr>
           <w:lang w:val="ru-RU"/>
         </w:rPr>
-        <w:t xml:space="preserve"> = 9,0 ± 1,6 мм</w:t>
-      </w:r>
-      <w:r>
-        <w:rPr>
-          <w:lang w:val="ru-RU"/>
-        </w:rPr>
-        <w:t xml:space="preserve">, что влияет на определение </w:t>
+        <w:t xml:space="preserve"> = 9,0 ± 1,6 мм, что влияет на определение </w:t>
       </w:r>
       <w:r>
         <w:t>R</w:t>
       </w:r>
-      <w:proofErr w:type="spellStart"/>
-      <w:r>
-        <w:rPr>
-          <w:lang w:val="ru-RU"/>
-        </w:rPr>
-        <w:t>кр</w:t>
-      </w:r>
-      <w:proofErr w:type="spellEnd"/>
-      <w:r>
-        <w:rPr>
-          <w:lang w:val="ru-RU"/>
-        </w:rPr>
-        <w:t xml:space="preserve"> методом подбора сопротивлений</w:t>
+      <w:r>
+        <w:rPr>
+          <w:lang w:val="ru-RU"/>
+        </w:rPr>
+        <w:t>кр методом подбора сопротивлений</w:t>
       </w:r>
     </w:p>
     <w:p>
@@ -10776,7 +10453,21 @@
         <w:rPr>
           <w:lang w:val="ru-RU"/>
         </w:rPr>
-        <w:t xml:space="preserve"> = (4,99 ± 0,05)·10⁻¹⁰ А/(мм/м), чувствительность к току </w:t>
+        <w:t xml:space="preserve"> = (4,99 ± 0,</w:t>
+      </w:r>
+      <w:proofErr w:type="gramStart"/>
+      <w:r>
+        <w:rPr>
+          <w:lang w:val="ru-RU"/>
+        </w:rPr>
+        <w:t>05)·</w:t>
+      </w:r>
+      <w:proofErr w:type="gramEnd"/>
+      <w:r>
+        <w:rPr>
+          <w:lang w:val="ru-RU"/>
+        </w:rPr>
+        <w:t xml:space="preserve">10⁻¹⁰ А/(мм/м), чувствительность к току </w:t>
       </w:r>
       <w:r>
         <w:t>S</w:t>
@@ -10793,7 +10484,6 @@
         </w:rPr>
         <w:t xml:space="preserve"> = (2,00 ± 0,02)·10⁹ (мм/м)/А и баллистическая постоянная в критическом режиме </w:t>
       </w:r>
-      <w:proofErr w:type="spellStart"/>
       <w:r>
         <w:t>C</w:t>
       </w:r>
@@ -10810,7 +10500,6 @@
         </w:rPr>
         <w:t>кр</w:t>
       </w:r>
-      <w:proofErr w:type="spellEnd"/>
       <w:r>
         <w:rPr>
           <w:lang w:val="ru-RU"/>
@@ -10829,25 +10518,7 @@
         <w:rPr>
           <w:lang w:val="ru-RU"/>
         </w:rPr>
-        <w:t>Критическое сопротивление, найденное двумя</w:t>
-      </w:r>
-      <w:r>
-        <w:rPr>
-          <w:lang w:val="ru-RU"/>
-        </w:rPr>
-        <w:t xml:space="preserve"> </w:t>
-      </w:r>
-      <w:r>
-        <w:rPr>
-          <w:lang w:val="ru-RU"/>
-        </w:rPr>
-        <w:t>способами — по зависимости логариф</w:t>
-      </w:r>
-      <w:r>
-        <w:rPr>
-          <w:lang w:val="ru-RU"/>
-        </w:rPr>
-        <w:t>мического декремента затухания от сопротивления внешней цепи (13,0 ± 0,4 кОм) и по теоретической кривой первого отброса в баллистическом режиме (13,0 ± 0,5 кОм), — совпадает.</w:t>
+        <w:t>Критическое сопротивление, найденное двумя способами — по зависимости логарифмического декремента затухания от сопротивления внешней цепи (13,0 ± 0,4 кОм) и по теоретической кривой первого отброса в баллистическом режиме (13,0 ± 0,5 кОм), — совпадает.</w:t>
       </w:r>
     </w:p>
     <w:p>
@@ -10861,49 +10532,7 @@
         <w:rPr>
           <w:lang w:val="ru-RU"/>
         </w:rPr>
-        <w:t>Прямой подбор в п. 12 дал завышенное значение 17,6 кОм</w:t>
-      </w:r>
-      <w:r>
-        <w:rPr>
-          <w:lang w:val="ru-RU"/>
-        </w:rPr>
-        <w:t xml:space="preserve">; </w:t>
-      </w:r>
-      <w:r>
-        <w:rPr>
-          <w:lang w:val="ru-RU"/>
-        </w:rPr>
-        <w:t xml:space="preserve">Неточность связана со </w:t>
-      </w:r>
-      <w:r>
-        <w:rPr>
-          <w:lang w:val="ru-RU"/>
-        </w:rPr>
-        <w:t>смещени</w:t>
-      </w:r>
-      <w:r>
-        <w:rPr>
-          <w:lang w:val="ru-RU"/>
-        </w:rPr>
-        <w:t xml:space="preserve">ем </w:t>
-      </w:r>
-      <w:r>
-        <w:rPr>
-          <w:lang w:val="ru-RU"/>
-        </w:rPr>
-        <w:t xml:space="preserve">нуля шкалы </w:t>
-      </w:r>
-      <w:r>
-        <w:rPr>
-          <w:lang w:val="ru-RU"/>
-        </w:rPr>
-        <w:t>и, возможно, неточностью наблюдений</w:t>
-      </w:r>
-      <w:r>
-        <w:rPr>
-          <w:lang w:val="ru-RU"/>
-        </w:rPr>
-        <w:t xml:space="preserve"> </w:t>
+        <w:t xml:space="preserve">Прямой подбор в п. 12 дал завышенное значение 17,6 кОм; Неточность связана со смещением нуля шкалы и, возможно, неточностью наблюдений </w:t>
       </w:r>
     </w:p>
     <w:p>
@@ -10945,27 +10574,7 @@
         <w:rPr>
           <w:lang w:val="ru-RU"/>
         </w:rPr>
-        <w:t xml:space="preserve"> = 4 </w:t>
-      </w:r>
-      <w:proofErr w:type="spellStart"/>
-      <w:r>
-        <w:rPr>
-          <w:lang w:val="ru-RU"/>
-        </w:rPr>
-        <w:t>мс</w:t>
-      </w:r>
-      <w:proofErr w:type="spellEnd"/>
-      <w:r>
-        <w:rPr>
-          <w:lang w:val="ru-RU"/>
-        </w:rPr>
-        <w:t xml:space="preserve"> много </w:t>
-      </w:r>
-      <w:r>
-        <w:rPr>
-          <w:lang w:val="ru-RU"/>
-        </w:rPr>
-        <w:t xml:space="preserve">меньше </w:t>
+        <w:t xml:space="preserve"> = 4 мс много меньше </w:t>
       </w:r>
       <w:r>
         <w:t>T</w:t>
@@ -11045,11 +10654,9 @@
         </w:rPr>
         <w:t xml:space="preserve">Логарифмический декремент, </w:t>
       </w:r>
-      <w:proofErr w:type="spellStart"/>
       <w:r>
         <w:t>Δx</w:t>
       </w:r>
-      <w:proofErr w:type="spellEnd"/>
       <w:r>
         <w:rPr>
           <w:lang w:val="ru-RU"/>
@@ -11091,7 +10698,7 @@
                     <pic:cNvPicPr/>
                   </pic:nvPicPr>
                   <pic:blipFill>
-                    <a:blip r:embed="rId47"/>
+                    <a:blip r:embed="rId48"/>
                     <a:stretch>
                       <a:fillRect/>
                     </a:stretch>
@@ -11173,7 +10780,7 @@
                     <pic:cNvPicPr/>
                   </pic:nvPicPr>
                   <pic:blipFill>
-                    <a:blip r:embed="rId48"/>
+                    <a:blip r:embed="rId49"/>
                     <a:stretch>
                       <a:fillRect/>
                     </a:stretch>
@@ -11217,36 +10824,17 @@
         </w:rPr>
         <w:t xml:space="preserve"> = </w:t>
       </w:r>
-      <w:proofErr w:type="spellStart"/>
       <w:r>
         <w:t>kx</w:t>
       </w:r>
-      <w:proofErr w:type="spellEnd"/>
       <w:r>
         <w:rPr>
           <w:lang w:val="ru-RU"/>
         </w:rPr>
         <w:t xml:space="preserve"> (рис. 4). </w:t>
       </w:r>
-      <w:proofErr w:type="spellStart"/>
-      <w:r>
-        <w:t>Отсюда</w:t>
-      </w:r>
-      <w:proofErr w:type="spellEnd"/>
-      <w:r>
-        <w:t xml:space="preserve"> </w:t>
-      </w:r>
-      <w:proofErr w:type="spellStart"/>
-      <w:r>
-        <w:t>получено</w:t>
-      </w:r>
-      <w:proofErr w:type="spellEnd"/>
-      <w:r>
-        <w:t xml:space="preserve"> </w:t>
-      </w:r>
-      <w:proofErr w:type="spellStart"/>
-      <w:r>
-        <w:t>ΔR</w:t>
+      <w:r>
+        <w:t>Отсюда получено ΔR</w:t>
       </w:r>
       <w:r>
         <w:rPr>
@@ -11254,7 +10842,6 @@
         </w:rPr>
         <w:t>кр</w:t>
       </w:r>
-      <w:proofErr w:type="spellEnd"/>
       <w:r>
         <w:t xml:space="preserve"> = 0,4 кОм:</w:t>
       </w:r>
@@ -11290,7 +10877,7 @@
                     <pic:cNvPicPr/>
                   </pic:nvPicPr>
                   <pic:blipFill>
-                    <a:blip r:embed="rId49"/>
+                    <a:blip r:embed="rId50"/>
                     <a:stretch>
                       <a:fillRect/>
                     </a:stretch>
@@ -11337,11 +10924,9 @@
         </w:rPr>
         <w:t xml:space="preserve"> = </w:t>
       </w:r>
-      <w:proofErr w:type="spellStart"/>
       <w:r>
         <w:t>kx</w:t>
       </w:r>
-      <w:proofErr w:type="spellEnd"/>
       <w:r>
         <w:rPr>
           <w:lang w:val="ru-RU"/>
@@ -11372,11 +10957,9 @@
         </w:rPr>
         <w:t xml:space="preserve"> и </w:t>
       </w:r>
-      <w:proofErr w:type="spellStart"/>
       <w:r>
         <w:t>Δx</w:t>
       </w:r>
-      <w:proofErr w:type="spellEnd"/>
       <w:r>
         <w:rPr>
           <w:vertAlign w:val="subscript"/>
@@ -11425,7 +11008,7 @@
                     <pic:cNvPicPr/>
                   </pic:nvPicPr>
                   <pic:blipFill>
-                    <a:blip r:embed="rId50"/>
+                    <a:blip r:embed="rId51"/>
                     <a:stretch>
                       <a:fillRect/>
                     </a:stretch>
@@ -11480,7 +11063,7 @@
                     <pic:cNvPicPr/>
                   </pic:nvPicPr>
                   <pic:blipFill>
-                    <a:blip r:embed="rId51"/>
+                    <a:blip r:embed="rId52"/>
                     <a:stretch>
                       <a:fillRect/>
                     </a:stretch>
@@ -11515,13 +11098,7 @@
         <w:rPr>
           <w:lang w:val="ru-RU"/>
         </w:rPr>
-        <w:t>Систематические погрешности приборов в работе не учитывались: классы точности делителя напряжения, магазина сопротивлений и эталонного конденсатора на установк</w:t>
-      </w:r>
-      <w:r>
-        <w:rPr>
-          <w:lang w:val="ru-RU"/>
-        </w:rPr>
-        <w:t>е не указаны. Все приведённые погрешности — статистические.</w:t>
+        <w:t>Систематические погрешности приборов в работе не учитывались: классы точности делителя напряжения, магазина сопротивлений и эталонного конденсатора на установке не указаны. Все приведённые погрешности — статистические.</w:t>
       </w:r>
     </w:p>
     <w:p>
@@ -11545,21 +11122,8 @@
         <w:spacing w:after="0"/>
         <w:jc w:val="both"/>
       </w:pPr>
-      <w:proofErr w:type="spellStart"/>
-      <w:r>
-        <w:t>Решение</w:t>
-      </w:r>
-      <w:proofErr w:type="spellEnd"/>
-      <w:r>
-        <w:t xml:space="preserve"> (14) с </w:t>
-      </w:r>
-      <w:proofErr w:type="spellStart"/>
-      <w:r>
-        <w:t>начальными</w:t>
-      </w:r>
-      <w:proofErr w:type="spellEnd"/>
-      <w:r>
-        <w:t xml:space="preserve"> условиями (13):</w:t>
+      <w:r>
+        <w:t>Решение (14) с начальными условиями (13):</w:t>
       </w:r>
     </w:p>
     <w:p>
@@ -11593,7 +11157,7 @@
                     <pic:cNvPicPr/>
                   </pic:nvPicPr>
                   <pic:blipFill>
-                    <a:blip r:embed="rId52"/>
+                    <a:blip r:embed="rId53"/>
                     <a:stretch>
                       <a:fillRect/>
                     </a:stretch>
@@ -11657,7 +11221,7 @@
                     <pic:cNvPicPr/>
                   </pic:nvPicPr>
                   <pic:blipFill>
-                    <a:blip r:embed="rId53"/>
+                    <a:blip r:embed="rId54"/>
                     <a:stretch>
                       <a:fillRect/>
                     </a:stretch>
@@ -11730,7 +11294,7 @@
                     <pic:cNvPicPr/>
                   </pic:nvPicPr>
                   <pic:blipFill>
-                    <a:blip r:embed="rId54"/>
+                    <a:blip r:embed="rId55"/>
                     <a:stretch>
                       <a:fillRect/>
                     </a:stretch>
@@ -11787,7 +11351,15 @@
         <w:t>0</w:t>
       </w:r>
       <w:r>
-        <w:t xml:space="preserve"> = √(1 − β²):</w:t>
+        <w:t xml:space="preserve"> = </w:t>
+      </w:r>
+      <w:proofErr w:type="gramStart"/>
+      <w:r>
+        <w:t>√(</w:t>
+      </w:r>
+      <w:proofErr w:type="gramEnd"/>
+      <w:r>
+        <w:t>1 − β²):</w:t>
       </w:r>
     </w:p>
     <w:p>
@@ -11821,7 +11393,7 @@
                     <pic:cNvPicPr/>
                   </pic:nvPicPr>
                   <pic:blipFill>
-                    <a:blip r:embed="rId55"/>
+                    <a:blip r:embed="rId56"/>
                     <a:stretch>
                       <a:fillRect/>
                     </a:stretch>
@@ -11866,8 +11438,16 @@
         <w:rPr>
           <w:lang w:val="ru-RU"/>
         </w:rPr>
-        <w:t xml:space="preserve"> ∝ 1/(</w:t>
-      </w:r>
+        <w:t xml:space="preserve"> ∝ 1</w:t>
+      </w:r>
+      <w:proofErr w:type="gramStart"/>
+      <w:r>
+        <w:rPr>
+          <w:lang w:val="ru-RU"/>
+        </w:rPr>
+        <w:t>/(</w:t>
+      </w:r>
+      <w:proofErr w:type="gramEnd"/>
       <w:r>
         <w:t>R</w:t>
       </w:r>
@@ -11941,7 +11521,7 @@
           <wp:inline distT="0" distB="0" distL="0" distR="0" wp14:anchorId="20EF0210" wp14:editId="0C2EE5E0">
             <wp:extent cx="1193292" cy="306324"/>
             <wp:effectExtent l="0" t="0" r="0" b="0"/>
-            <wp:docPr id="53" name="Picture 53"/>
+            <wp:docPr id="42" name="Picture 53"/>
             <wp:cNvGraphicFramePr>
               <a:graphicFrameLocks xmlns:a="http://schemas.openxmlformats.org/drawingml/2006/main" noChangeAspect="1"/>
             </wp:cNvGraphicFramePr>
@@ -11953,7 +11533,7 @@
                     <pic:cNvPicPr/>
                   </pic:nvPicPr>
                   <pic:blipFill>
-                    <a:blip r:embed="rId56"/>
+                    <a:blip r:embed="rId57"/>
                     <a:stretch>
                       <a:fillRect/>
                     </a:stretch>
@@ -11991,6 +11571,7 @@
         </w:rPr>
         <w:t xml:space="preserve">При </w:t>
       </w:r>
+      <w:proofErr w:type="gramStart"/>
       <w:r>
         <w:t>β</w:t>
       </w:r>
@@ -11998,13 +11579,18 @@
         <w:rPr>
           <w:lang w:val="ru-RU"/>
         </w:rPr>
-        <w:t xml:space="preserve"> &gt; 1 работает решение (19): условие максимума </w:t>
-      </w:r>
-      <w:proofErr w:type="spellStart"/>
+        <w:t xml:space="preserve"> &gt;</w:t>
+      </w:r>
+      <w:proofErr w:type="gramEnd"/>
+      <w:r>
+        <w:rPr>
+          <w:lang w:val="ru-RU"/>
+        </w:rPr>
+        <w:t xml:space="preserve"> 1 работает решение (19): условие максимума </w:t>
+      </w:r>
       <w:r>
         <w:t>th</w:t>
       </w:r>
-      <w:proofErr w:type="spellEnd"/>
       <w:r>
         <w:rPr>
           <w:lang w:val="ru-RU"/>
@@ -12038,22 +11624,18 @@
         </w:rPr>
         <w:t xml:space="preserve"> даёт то же самое с заменой </w:t>
       </w:r>
-      <w:proofErr w:type="spellStart"/>
       <w:r>
         <w:t>arctg</w:t>
       </w:r>
-      <w:proofErr w:type="spellEnd"/>
       <w:r>
         <w:rPr>
           <w:lang w:val="ru-RU"/>
         </w:rPr>
         <w:t xml:space="preserve"> → </w:t>
       </w:r>
-      <w:proofErr w:type="spellStart"/>
       <w:r>
         <w:t>arth</w:t>
       </w:r>
-      <w:proofErr w:type="spellEnd"/>
       <w:r>
         <w:rPr>
           <w:lang w:val="ru-RU"/>
@@ -12103,7 +11685,6 @@
         </w:rPr>
         <w:t xml:space="preserve"> и умножая на </w:t>
       </w:r>
-      <w:proofErr w:type="spellStart"/>
       <w:r>
         <w:t>x</w:t>
       </w:r>
@@ -12120,18 +11701,11 @@
         </w:rPr>
         <w:t>св</w:t>
       </w:r>
-      <w:proofErr w:type="spellEnd"/>
-      <w:r>
-        <w:rPr>
-          <w:lang w:val="ru-RU"/>
-        </w:rPr>
-        <w:t>, по</w:t>
-      </w:r>
-      <w:r>
-        <w:rPr>
-          <w:lang w:val="ru-RU"/>
-        </w:rPr>
-        <w:t>лучаем кривую, построенную на рис. 5:</w:t>
+      <w:r>
+        <w:rPr>
+          <w:lang w:val="ru-RU"/>
+        </w:rPr>
+        <w:t>, получаем кривую, построенную на рис. 5:</w:t>
       </w:r>
     </w:p>
     <w:p>
@@ -12168,7 +11742,7 @@
                     <pic:cNvPicPr/>
                   </pic:nvPicPr>
                   <pic:blipFill>
-                    <a:blip r:embed="rId57"/>
+                    <a:blip r:embed="rId58"/>
                     <a:stretch>
                       <a:fillRect/>
                     </a:stretch>
@@ -12205,7 +11779,6 @@
         </w:rPr>
         <w:t xml:space="preserve">Здесь </w:t>
       </w:r>
-      <w:proofErr w:type="spellStart"/>
       <w:r>
         <w:t>x</w:t>
       </w:r>
@@ -12222,7 +11795,6 @@
         </w:rPr>
         <w:t>св</w:t>
       </w:r>
-      <w:proofErr w:type="spellEnd"/>
       <w:r>
         <w:rPr>
           <w:lang w:val="ru-RU"/>
@@ -12232,7 +11804,6 @@
       <w:r>
         <w:t>R</w:t>
       </w:r>
-      <w:proofErr w:type="spellStart"/>
       <w:r>
         <w:rPr>
           <w:vertAlign w:val="subscript"/>
@@ -12240,7 +11811,6 @@
         </w:rPr>
         <w:t>кр</w:t>
       </w:r>
-      <w:proofErr w:type="spellEnd"/>
       <w:r>
         <w:rPr>
           <w:lang w:val="ru-RU"/>
@@ -12259,7 +11829,7 @@
 </file>
 
 <file path=word/numbering.xml><?xml version="1.0" encoding="utf-8"?>
-<w:numbering xmlns:wpc="http://schemas.microsoft.com/office/word/2010/wordprocessingCanvas" xmlns:cx="http://schemas.microsoft.com/office/drawing/2014/chartex" xmlns:cx1="http://schemas.microsoft.com/office/drawing/2015/9/8/chartex" xmlns:cx2="http://schemas.microsoft.com/office/drawing/2015/10/21/chartex" xmlns:cx3="http://schemas.microsoft.com/office/drawing/2016/5/9/chartex" xmlns:cx4="http://schemas.microsoft.com/office/drawing/2016/5/10/chartex" xmlns:cx5="http://schemas.microsoft.com/office/drawing/2016/5/11/chartex" xmlns:cx6="http://schemas.microsoft.com/office/drawing/2016/5/12/chartex" xmlns:cx7="http://schemas.microsoft.com/office/drawing/2016/5/13/chartex" xmlns:cx8="http://schemas.microsoft.com/office/drawing/2016/5/14/chartex" xmlns:mc="http://schemas.openxmlformats.org/markup-compatibility/2006" xmlns:aink="http://schemas.microsoft.com/office/drawing/2016/ink" xmlns:am3d="http://schemas.microsoft.com/office/drawing/2017/model3d" xmlns:o="urn:schemas-microsoft-com:office:office" xmlns:r="http://schemas.openxmlformats.org/officeDocument/2006/relationships" xmlns:m="http://schemas.openxmlformats.org/officeDocument/2006/math" xmlns:v="urn:schemas-microsoft-com:vml" xmlns:wp14="http://schemas.microsoft.com/office/word/2010/wordprocessingDrawing" xmlns:wp="http://schemas.openxmlformats.org/drawingml/2006/wordprocessingDrawing" xmlns:w10="urn:schemas-microsoft-com:office:word" xmlns:w="http://schemas.openxmlformats.org/wordprocessingml/2006/main" xmlns:w14="http://schemas.microsoft.com/office/word/2010/wordml" xmlns:w15="http://schemas.microsoft.com/office/word/2012/wordml" xmlns:w16cex="http://schemas.microsoft.com/office/word/2018/wordml/cex" xmlns:w16cid="http://schemas.microsoft.com/office/word/2016/wordml/cid" xmlns:w16="http://schemas.microsoft.com/office/word/2018/wordml" xmlns:w16sdtdh="http://schemas.microsoft.com/office/word/2020/wordml/sdtdatahash" xmlns:w16se="http://schemas.microsoft.com/office/word/2015/wordml/symex" xmlns:wpg="http://schemas.microsoft.com/office/word/2010/wordprocessingGroup" xmlns:wpi="http://schemas.microsoft.com/office/word/2010/wordprocessingInk" xmlns:wne="http://schemas.microsoft.com/office/word/2006/wordml" xmlns:wps="http://schemas.microsoft.com/office/word/2010/wordprocessingShape" mc:Ignorable="w14 w15 w16se w16cid w16 w16cex w16sdtdh wp14">
+<w:numbering xmlns:wpc="http://schemas.microsoft.com/office/word/2010/wordprocessingCanvas" xmlns:cx="http://schemas.microsoft.com/office/drawing/2014/chartex" xmlns:cx1="http://schemas.microsoft.com/office/drawing/2015/9/8/chartex" xmlns:cx2="http://schemas.microsoft.com/office/drawing/2015/10/21/chartex" xmlns:cx3="http://schemas.microsoft.com/office/drawing/2016/5/9/chartex" xmlns:cx4="http://schemas.microsoft.com/office/drawing/2016/5/10/chartex" xmlns:cx5="http://schemas.microsoft.com/office/drawing/2016/5/11/chartex" xmlns:cx6="http://schemas.microsoft.com/office/drawing/2016/5/12/chartex" xmlns:cx7="http://schemas.microsoft.com/office/drawing/2016/5/13/chartex" xmlns:cx8="http://schemas.microsoft.com/office/drawing/2016/5/14/chartex" xmlns:mc="http://schemas.openxmlformats.org/markup-compatibility/2006" xmlns:aink="http://schemas.microsoft.com/office/drawing/2016/ink" xmlns:am3d="http://schemas.microsoft.com/office/drawing/2017/model3d" xmlns:o="urn:schemas-microsoft-com:office:office" xmlns:oel="http://schemas.microsoft.com/office/2019/extlst" xmlns:r="http://schemas.openxmlformats.org/officeDocument/2006/relationships" xmlns:m="http://schemas.openxmlformats.org/officeDocument/2006/math" xmlns:v="urn:schemas-microsoft-com:vml" xmlns:wp14="http://schemas.microsoft.com/office/word/2010/wordprocessingDrawing" xmlns:wp="http://schemas.openxmlformats.org/drawingml/2006/wordprocessingDrawing" xmlns:w10="urn:schemas-microsoft-com:office:word" xmlns:w="http://schemas.openxmlformats.org/wordprocessingml/2006/main" xmlns:w14="http://schemas.microsoft.com/office/word/2010/wordml" xmlns:w15="http://schemas.microsoft.com/office/word/2012/wordml" xmlns:w16cex="http://schemas.microsoft.com/office/word/2018/wordml/cex" xmlns:w16cid="http://schemas.microsoft.com/office/word/2016/wordml/cid" xmlns:w16="http://schemas.microsoft.com/office/word/2018/wordml" xmlns:w16sdtdh="http://schemas.microsoft.com/office/word/2020/wordml/sdtdatahash" xmlns:w16se="http://schemas.microsoft.com/office/word/2015/wordml/symex" xmlns:wpg="http://schemas.microsoft.com/office/word/2010/wordprocessingGroup" xmlns:wpi="http://schemas.microsoft.com/office/word/2010/wordprocessingInk" xmlns:wne="http://schemas.microsoft.com/office/word/2006/wordml" xmlns:wps="http://schemas.microsoft.com/office/word/2010/wordprocessingShape" mc:Ignorable="w14 w15 w16se w16cid w16 w16cex w16sdtdh wp14">
   <w:abstractNum w:abstractNumId="0" w15:restartNumberingAfterBreak="0">
     <w:nsid w:val="FFFFFF7C"/>
     <w:multiLevelType w:val="singleLevel"/>
@@ -12431,31 +12001,31 @@
       </w:rPr>
     </w:lvl>
   </w:abstractNum>
-  <w:num w:numId="1">
+  <w:num w:numId="1" w16cid:durableId="464665383">
     <w:abstractNumId w:val="8"/>
   </w:num>
-  <w:num w:numId="2">
+  <w:num w:numId="2" w16cid:durableId="1982617128">
     <w:abstractNumId w:val="6"/>
   </w:num>
-  <w:num w:numId="3">
+  <w:num w:numId="3" w16cid:durableId="378669370">
     <w:abstractNumId w:val="5"/>
   </w:num>
-  <w:num w:numId="4">
+  <w:num w:numId="4" w16cid:durableId="2001422422">
     <w:abstractNumId w:val="4"/>
   </w:num>
-  <w:num w:numId="5">
+  <w:num w:numId="5" w16cid:durableId="1974827402">
     <w:abstractNumId w:val="7"/>
   </w:num>
-  <w:num w:numId="6">
+  <w:num w:numId="6" w16cid:durableId="217009135">
     <w:abstractNumId w:val="3"/>
   </w:num>
-  <w:num w:numId="7">
+  <w:num w:numId="7" w16cid:durableId="1944073481">
     <w:abstractNumId w:val="2"/>
   </w:num>
-  <w:num w:numId="8">
+  <w:num w:numId="8" w16cid:durableId="1350175643">
     <w:abstractNumId w:val="1"/>
   </w:num>
-  <w:num w:numId="9">
+  <w:num w:numId="9" w16cid:durableId="408697274">
     <w:abstractNumId w:val="0"/>
   </w:num>
 </w:numbering>
@@ -12746,11 +12316,6 @@
     <w:lsdException w:name="Book Title" w:uiPriority="33" w:qFormat="1"/>
     <w:lsdException w:name="Bibliography" w:semiHidden="1" w:uiPriority="37" w:unhideWhenUsed="1"/>
     <w:lsdException w:name="TOC Heading" w:semiHidden="1" w:uiPriority="39" w:unhideWhenUsed="1" w:qFormat="1"/>
-    <w:lsdException w:name="Plain Table 5" w:semiHidden="1" w:unhideWhenUsed="1"/>
-    <w:lsdException w:name="Grid Table Light" w:semiHidden="1" w:unhideWhenUsed="1"/>
-    <w:lsdException w:name="Grid Table 1 Light" w:semiHidden="1" w:unhideWhenUsed="1"/>
-    <w:lsdException w:name="Grid Table 2" w:semiHidden="1" w:unhideWhenUsed="1"/>
-    <w:lsdException w:name="Grid Table 3" w:semiHidden="1" w:unhideWhenUsed="1"/>
     <w:lsdException w:name="Grid Table 4" w:uiPriority="49"/>
     <w:lsdException w:name="Grid Table 5 Dark" w:uiPriority="50"/>
     <w:lsdException w:name="Grid Table 6 Colorful" w:uiPriority="51"/>
